--- a/docs/05_技术研究报告.docx
+++ b/docs/05_技术研究报告.docx
@@ -152,7 +152,7 @@
         <w:pStyle w:val="2"/>
         <w:spacing w:before="360" w:after="240"/>
       </w:pPr>
-      <w:bookmarkStart w:id="0" w:name="_Toc15092"/>
+      <w:bookmarkStart w:id="0" w:name="_Toc21233"/>
       <w:r>
         <w:rPr>
           <w:rFonts w:ascii="黑体" w:hAnsi="黑体" w:eastAsia="黑体" w:cs="黑体"/>
@@ -531,7 +531,7 @@
                 <w:sz w:val="20"/>
                 <w:szCs w:val="20"/>
               </w:rPr>
-              <w:t>组员1-4提供技术实践细节与验证数据，组员5统筹问题分析与方案对比撰写</w:t>
+              <w:t>组员1（颜瑞）-4提供技术实践细节与验证数据，组员5（柯康锐）统筹问题分析与方案对比撰写</w:t>
             </w:r>
           </w:p>
         </w:tc>
@@ -547,7 +547,7 @@
         <w:pStyle w:val="2"/>
         <w:spacing w:before="360" w:after="240"/>
       </w:pPr>
-      <w:bookmarkStart w:id="1" w:name="_Toc11611"/>
+      <w:bookmarkStart w:id="1" w:name="_Toc25096"/>
       <w:r>
         <w:rPr>
           <w:rFonts w:ascii="黑体" w:hAnsi="黑体" w:eastAsia="黑体" w:cs="黑体"/>
@@ -563,7 +563,7 @@
     <w:sdt>
       <w:sdtPr>
         <w:alias w:val="目录"/>
-        <w:id w:val="147469469"/>
+        <w:id w:val="147461096"/>
       </w:sdtPr>
       <w:sdtContent>
         <w:p>
@@ -595,7 +595,7 @@
             <w:fldChar w:fldCharType="begin"/>
           </w:r>
           <w:r>
-            <w:instrText xml:space="preserve"> HYPERLINK \l _Toc15092 </w:instrText>
+            <w:instrText xml:space="preserve"> HYPERLINK \l _Toc21233 </w:instrText>
           </w:r>
           <w:r>
             <w:fldChar w:fldCharType="separate"/>
@@ -615,7 +615,7 @@
             <w:fldChar w:fldCharType="begin"/>
           </w:r>
           <w:r>
-            <w:instrText xml:space="preserve"> PAGEREF _Toc15092 \h </w:instrText>
+            <w:instrText xml:space="preserve"> PAGEREF _Toc21233 \h </w:instrText>
           </w:r>
           <w:r>
             <w:fldChar w:fldCharType="separate"/>
@@ -641,7 +641,7 @@
             <w:fldChar w:fldCharType="begin"/>
           </w:r>
           <w:r>
-            <w:instrText xml:space="preserve"> HYPERLINK \l _Toc11611 </w:instrText>
+            <w:instrText xml:space="preserve"> HYPERLINK \l _Toc25096 </w:instrText>
           </w:r>
           <w:r>
             <w:fldChar w:fldCharType="separate"/>
@@ -661,7 +661,7 @@
             <w:fldChar w:fldCharType="begin"/>
           </w:r>
           <w:r>
-            <w:instrText xml:space="preserve"> PAGEREF _Toc11611 \h </w:instrText>
+            <w:instrText xml:space="preserve"> PAGEREF _Toc25096 \h </w:instrText>
           </w:r>
           <w:r>
             <w:fldChar w:fldCharType="separate"/>
@@ -687,7 +687,7 @@
             <w:fldChar w:fldCharType="begin"/>
           </w:r>
           <w:r>
-            <w:instrText xml:space="preserve"> HYPERLINK \l _Toc32210 </w:instrText>
+            <w:instrText xml:space="preserve"> HYPERLINK \l _Toc19180 </w:instrText>
           </w:r>
           <w:r>
             <w:fldChar w:fldCharType="separate"/>
@@ -707,7 +707,7 @@
             <w:fldChar w:fldCharType="begin"/>
           </w:r>
           <w:r>
-            <w:instrText xml:space="preserve"> PAGEREF _Toc32210 \h </w:instrText>
+            <w:instrText xml:space="preserve"> PAGEREF _Toc19180 \h </w:instrText>
           </w:r>
           <w:r>
             <w:fldChar w:fldCharType="separate"/>
@@ -733,7 +733,7 @@
             <w:fldChar w:fldCharType="begin"/>
           </w:r>
           <w:r>
-            <w:instrText xml:space="preserve"> HYPERLINK \l _Toc31129 </w:instrText>
+            <w:instrText xml:space="preserve"> HYPERLINK \l _Toc28091 </w:instrText>
           </w:r>
           <w:r>
             <w:fldChar w:fldCharType="separate"/>
@@ -753,7 +753,7 @@
             <w:fldChar w:fldCharType="begin"/>
           </w:r>
           <w:r>
-            <w:instrText xml:space="preserve"> PAGEREF _Toc31129 \h </w:instrText>
+            <w:instrText xml:space="preserve"> PAGEREF _Toc28091 \h </w:instrText>
           </w:r>
           <w:r>
             <w:fldChar w:fldCharType="separate"/>
@@ -779,7 +779,7 @@
             <w:fldChar w:fldCharType="begin"/>
           </w:r>
           <w:r>
-            <w:instrText xml:space="preserve"> HYPERLINK \l _Toc21035 </w:instrText>
+            <w:instrText xml:space="preserve"> HYPERLINK \l _Toc19726 </w:instrText>
           </w:r>
           <w:r>
             <w:fldChar w:fldCharType="separate"/>
@@ -799,7 +799,7 @@
             <w:fldChar w:fldCharType="begin"/>
           </w:r>
           <w:r>
-            <w:instrText xml:space="preserve"> PAGEREF _Toc21035 \h </w:instrText>
+            <w:instrText xml:space="preserve"> PAGEREF _Toc19726 \h </w:instrText>
           </w:r>
           <w:r>
             <w:fldChar w:fldCharType="separate"/>
@@ -825,7 +825,7 @@
             <w:fldChar w:fldCharType="begin"/>
           </w:r>
           <w:r>
-            <w:instrText xml:space="preserve"> HYPERLINK \l _Toc27252 </w:instrText>
+            <w:instrText xml:space="preserve"> HYPERLINK \l _Toc30530 </w:instrText>
           </w:r>
           <w:r>
             <w:fldChar w:fldCharType="separate"/>
@@ -845,7 +845,7 @@
             <w:fldChar w:fldCharType="begin"/>
           </w:r>
           <w:r>
-            <w:instrText xml:space="preserve"> PAGEREF _Toc27252 \h </w:instrText>
+            <w:instrText xml:space="preserve"> PAGEREF _Toc30530 \h </w:instrText>
           </w:r>
           <w:r>
             <w:fldChar w:fldCharType="separate"/>
@@ -871,7 +871,7 @@
             <w:fldChar w:fldCharType="begin"/>
           </w:r>
           <w:r>
-            <w:instrText xml:space="preserve"> HYPERLINK \l _Toc27277 </w:instrText>
+            <w:instrText xml:space="preserve"> HYPERLINK \l _Toc464 </w:instrText>
           </w:r>
           <w:r>
             <w:fldChar w:fldCharType="separate"/>
@@ -891,7 +891,7 @@
             <w:fldChar w:fldCharType="begin"/>
           </w:r>
           <w:r>
-            <w:instrText xml:space="preserve"> PAGEREF _Toc27277 \h </w:instrText>
+            <w:instrText xml:space="preserve"> PAGEREF _Toc464 \h </w:instrText>
           </w:r>
           <w:r>
             <w:fldChar w:fldCharType="separate"/>
@@ -917,7 +917,7 @@
             <w:fldChar w:fldCharType="begin"/>
           </w:r>
           <w:r>
-            <w:instrText xml:space="preserve"> HYPERLINK \l _Toc17048 </w:instrText>
+            <w:instrText xml:space="preserve"> HYPERLINK \l _Toc24983 </w:instrText>
           </w:r>
           <w:r>
             <w:fldChar w:fldCharType="separate"/>
@@ -937,7 +937,7 @@
             <w:fldChar w:fldCharType="begin"/>
           </w:r>
           <w:r>
-            <w:instrText xml:space="preserve"> PAGEREF _Toc17048 \h </w:instrText>
+            <w:instrText xml:space="preserve"> PAGEREF _Toc24983 \h </w:instrText>
           </w:r>
           <w:r>
             <w:fldChar w:fldCharType="separate"/>
@@ -963,7 +963,7 @@
             <w:fldChar w:fldCharType="begin"/>
           </w:r>
           <w:r>
-            <w:instrText xml:space="preserve"> HYPERLINK \l _Toc22497 </w:instrText>
+            <w:instrText xml:space="preserve"> HYPERLINK \l _Toc13083 </w:instrText>
           </w:r>
           <w:r>
             <w:fldChar w:fldCharType="separate"/>
@@ -983,7 +983,7 @@
             <w:fldChar w:fldCharType="begin"/>
           </w:r>
           <w:r>
-            <w:instrText xml:space="preserve"> PAGEREF _Toc22497 \h </w:instrText>
+            <w:instrText xml:space="preserve"> PAGEREF _Toc13083 \h </w:instrText>
           </w:r>
           <w:r>
             <w:fldChar w:fldCharType="separate"/>
@@ -1009,7 +1009,7 @@
             <w:fldChar w:fldCharType="begin"/>
           </w:r>
           <w:r>
-            <w:instrText xml:space="preserve"> HYPERLINK \l _Toc3189 </w:instrText>
+            <w:instrText xml:space="preserve"> HYPERLINK \l _Toc24178 </w:instrText>
           </w:r>
           <w:r>
             <w:fldChar w:fldCharType="separate"/>
@@ -1029,7 +1029,7 @@
             <w:fldChar w:fldCharType="begin"/>
           </w:r>
           <w:r>
-            <w:instrText xml:space="preserve"> PAGEREF _Toc3189 \h </w:instrText>
+            <w:instrText xml:space="preserve"> PAGEREF _Toc24178 \h </w:instrText>
           </w:r>
           <w:r>
             <w:fldChar w:fldCharType="separate"/>
@@ -1055,7 +1055,7 @@
             <w:fldChar w:fldCharType="begin"/>
           </w:r>
           <w:r>
-            <w:instrText xml:space="preserve"> HYPERLINK \l _Toc27487 </w:instrText>
+            <w:instrText xml:space="preserve"> HYPERLINK \l _Toc25974 </w:instrText>
           </w:r>
           <w:r>
             <w:fldChar w:fldCharType="separate"/>
@@ -1075,7 +1075,7 @@
             <w:fldChar w:fldCharType="begin"/>
           </w:r>
           <w:r>
-            <w:instrText xml:space="preserve"> PAGEREF _Toc27487 \h </w:instrText>
+            <w:instrText xml:space="preserve"> PAGEREF _Toc25974 \h </w:instrText>
           </w:r>
           <w:r>
             <w:fldChar w:fldCharType="separate"/>
@@ -1101,7 +1101,7 @@
             <w:fldChar w:fldCharType="begin"/>
           </w:r>
           <w:r>
-            <w:instrText xml:space="preserve"> HYPERLINK \l _Toc2783 </w:instrText>
+            <w:instrText xml:space="preserve"> HYPERLINK \l _Toc15167 </w:instrText>
           </w:r>
           <w:r>
             <w:fldChar w:fldCharType="separate"/>
@@ -1121,7 +1121,7 @@
             <w:fldChar w:fldCharType="begin"/>
           </w:r>
           <w:r>
-            <w:instrText xml:space="preserve"> PAGEREF _Toc2783 \h </w:instrText>
+            <w:instrText xml:space="preserve"> PAGEREF _Toc15167 \h </w:instrText>
           </w:r>
           <w:r>
             <w:fldChar w:fldCharType="separate"/>
@@ -1147,7 +1147,7 @@
             <w:fldChar w:fldCharType="begin"/>
           </w:r>
           <w:r>
-            <w:instrText xml:space="preserve"> HYPERLINK \l _Toc8476 </w:instrText>
+            <w:instrText xml:space="preserve"> HYPERLINK \l _Toc10131 </w:instrText>
           </w:r>
           <w:r>
             <w:fldChar w:fldCharType="separate"/>
@@ -1167,7 +1167,7 @@
             <w:fldChar w:fldCharType="begin"/>
           </w:r>
           <w:r>
-            <w:instrText xml:space="preserve"> PAGEREF _Toc8476 \h </w:instrText>
+            <w:instrText xml:space="preserve"> PAGEREF _Toc10131 \h </w:instrText>
           </w:r>
           <w:r>
             <w:fldChar w:fldCharType="separate"/>
@@ -1193,7 +1193,7 @@
             <w:fldChar w:fldCharType="begin"/>
           </w:r>
           <w:r>
-            <w:instrText xml:space="preserve"> HYPERLINK \l _Toc17372 </w:instrText>
+            <w:instrText xml:space="preserve"> HYPERLINK \l _Toc20220 </w:instrText>
           </w:r>
           <w:r>
             <w:fldChar w:fldCharType="separate"/>
@@ -1213,7 +1213,7 @@
             <w:fldChar w:fldCharType="begin"/>
           </w:r>
           <w:r>
-            <w:instrText xml:space="preserve"> PAGEREF _Toc17372 \h </w:instrText>
+            <w:instrText xml:space="preserve"> PAGEREF _Toc20220 \h </w:instrText>
           </w:r>
           <w:r>
             <w:fldChar w:fldCharType="separate"/>
@@ -1239,7 +1239,7 @@
             <w:fldChar w:fldCharType="begin"/>
           </w:r>
           <w:r>
-            <w:instrText xml:space="preserve"> HYPERLINK \l _Toc8228 </w:instrText>
+            <w:instrText xml:space="preserve"> HYPERLINK \l _Toc13123 </w:instrText>
           </w:r>
           <w:r>
             <w:fldChar w:fldCharType="separate"/>
@@ -1259,7 +1259,7 @@
             <w:fldChar w:fldCharType="begin"/>
           </w:r>
           <w:r>
-            <w:instrText xml:space="preserve"> PAGEREF _Toc8228 \h </w:instrText>
+            <w:instrText xml:space="preserve"> PAGEREF _Toc13123 \h </w:instrText>
           </w:r>
           <w:r>
             <w:fldChar w:fldCharType="separate"/>
@@ -1285,7 +1285,7 @@
             <w:fldChar w:fldCharType="begin"/>
           </w:r>
           <w:r>
-            <w:instrText xml:space="preserve"> HYPERLINK \l _Toc7912 </w:instrText>
+            <w:instrText xml:space="preserve"> HYPERLINK \l _Toc22484 </w:instrText>
           </w:r>
           <w:r>
             <w:fldChar w:fldCharType="separate"/>
@@ -1305,7 +1305,7 @@
             <w:fldChar w:fldCharType="begin"/>
           </w:r>
           <w:r>
-            <w:instrText xml:space="preserve"> PAGEREF _Toc7912 \h </w:instrText>
+            <w:instrText xml:space="preserve"> PAGEREF _Toc22484 \h </w:instrText>
           </w:r>
           <w:r>
             <w:fldChar w:fldCharType="separate"/>
@@ -1331,7 +1331,7 @@
             <w:fldChar w:fldCharType="begin"/>
           </w:r>
           <w:r>
-            <w:instrText xml:space="preserve"> HYPERLINK \l _Toc1079 </w:instrText>
+            <w:instrText xml:space="preserve"> HYPERLINK \l _Toc4899 </w:instrText>
           </w:r>
           <w:r>
             <w:fldChar w:fldCharType="separate"/>
@@ -1351,7 +1351,7 @@
             <w:fldChar w:fldCharType="begin"/>
           </w:r>
           <w:r>
-            <w:instrText xml:space="preserve"> PAGEREF _Toc1079 \h </w:instrText>
+            <w:instrText xml:space="preserve"> PAGEREF _Toc4899 \h </w:instrText>
           </w:r>
           <w:r>
             <w:fldChar w:fldCharType="separate"/>
@@ -1377,7 +1377,7 @@
             <w:fldChar w:fldCharType="begin"/>
           </w:r>
           <w:r>
-            <w:instrText xml:space="preserve"> HYPERLINK \l _Toc6697 </w:instrText>
+            <w:instrText xml:space="preserve"> HYPERLINK \l _Toc20136 </w:instrText>
           </w:r>
           <w:r>
             <w:fldChar w:fldCharType="separate"/>
@@ -1397,7 +1397,7 @@
             <w:fldChar w:fldCharType="begin"/>
           </w:r>
           <w:r>
-            <w:instrText xml:space="preserve"> PAGEREF _Toc6697 \h </w:instrText>
+            <w:instrText xml:space="preserve"> PAGEREF _Toc20136 \h </w:instrText>
           </w:r>
           <w:r>
             <w:fldChar w:fldCharType="separate"/>
@@ -1423,7 +1423,7 @@
             <w:fldChar w:fldCharType="begin"/>
           </w:r>
           <w:r>
-            <w:instrText xml:space="preserve"> HYPERLINK \l _Toc1701 </w:instrText>
+            <w:instrText xml:space="preserve"> HYPERLINK \l _Toc23155 </w:instrText>
           </w:r>
           <w:r>
             <w:fldChar w:fldCharType="separate"/>
@@ -1443,7 +1443,7 @@
             <w:fldChar w:fldCharType="begin"/>
           </w:r>
           <w:r>
-            <w:instrText xml:space="preserve"> PAGEREF _Toc1701 \h </w:instrText>
+            <w:instrText xml:space="preserve"> PAGEREF _Toc23155 \h </w:instrText>
           </w:r>
           <w:r>
             <w:fldChar w:fldCharType="separate"/>
@@ -1469,7 +1469,7 @@
             <w:fldChar w:fldCharType="begin"/>
           </w:r>
           <w:r>
-            <w:instrText xml:space="preserve"> HYPERLINK \l _Toc30313 </w:instrText>
+            <w:instrText xml:space="preserve"> HYPERLINK \l _Toc10226 </w:instrText>
           </w:r>
           <w:r>
             <w:fldChar w:fldCharType="separate"/>
@@ -1489,7 +1489,7 @@
             <w:fldChar w:fldCharType="begin"/>
           </w:r>
           <w:r>
-            <w:instrText xml:space="preserve"> PAGEREF _Toc30313 \h </w:instrText>
+            <w:instrText xml:space="preserve"> PAGEREF _Toc10226 \h </w:instrText>
           </w:r>
           <w:r>
             <w:fldChar w:fldCharType="separate"/>
@@ -1515,7 +1515,7 @@
             <w:fldChar w:fldCharType="begin"/>
           </w:r>
           <w:r>
-            <w:instrText xml:space="preserve"> HYPERLINK \l _Toc1762 </w:instrText>
+            <w:instrText xml:space="preserve"> HYPERLINK \l _Toc10496 </w:instrText>
           </w:r>
           <w:r>
             <w:fldChar w:fldCharType="separate"/>
@@ -1526,7 +1526,7 @@
               <w:bCs/>
               <w:szCs w:val="24"/>
             </w:rPr>
-            <w:t>4.2.2 组员1技术实践（核心引擎模块）</w:t>
+            <w:t>4.2.2 组员1（颜瑞）技术实践（核心引擎）</w:t>
           </w:r>
           <w:r>
             <w:tab/>
@@ -1535,7 +1535,7 @@
             <w:fldChar w:fldCharType="begin"/>
           </w:r>
           <w:r>
-            <w:instrText xml:space="preserve"> PAGEREF _Toc1762 \h </w:instrText>
+            <w:instrText xml:space="preserve"> PAGEREF _Toc10496 \h </w:instrText>
           </w:r>
           <w:r>
             <w:fldChar w:fldCharType="separate"/>
@@ -1561,7 +1561,7 @@
             <w:fldChar w:fldCharType="begin"/>
           </w:r>
           <w:r>
-            <w:instrText xml:space="preserve"> HYPERLINK \l _Toc30681 </w:instrText>
+            <w:instrText xml:space="preserve"> HYPERLINK \l _Toc29858 </w:instrText>
           </w:r>
           <w:r>
             <w:fldChar w:fldCharType="separate"/>
@@ -1572,7 +1572,7 @@
               <w:bCs/>
               <w:szCs w:val="24"/>
             </w:rPr>
-            <w:t>4.2.3 组员2技术实践（数据持久层模块）</w:t>
+            <w:t>4.2.3 组员2（陈培钦）技术实践（数据持久层）</w:t>
           </w:r>
           <w:r>
             <w:tab/>
@@ -1581,7 +1581,7 @@
             <w:fldChar w:fldCharType="begin"/>
           </w:r>
           <w:r>
-            <w:instrText xml:space="preserve"> PAGEREF _Toc30681 \h </w:instrText>
+            <w:instrText xml:space="preserve"> PAGEREF _Toc29858 \h </w:instrText>
           </w:r>
           <w:r>
             <w:fldChar w:fldCharType="separate"/>
@@ -1607,7 +1607,7 @@
             <w:fldChar w:fldCharType="begin"/>
           </w:r>
           <w:r>
-            <w:instrText xml:space="preserve"> HYPERLINK \l _Toc14525 </w:instrText>
+            <w:instrText xml:space="preserve"> HYPERLINK \l _Toc17162 </w:instrText>
           </w:r>
           <w:r>
             <w:fldChar w:fldCharType="separate"/>
@@ -1618,7 +1618,7 @@
               <w:bCs/>
               <w:szCs w:val="24"/>
             </w:rPr>
-            <w:t>4.2.4 组员3技术实践（UI可视化模块）</w:t>
+            <w:t>4.2.4 组员3（杨晋宇）技术实践（UI可视化）</w:t>
           </w:r>
           <w:r>
             <w:tab/>
@@ -1627,7 +1627,7 @@
             <w:fldChar w:fldCharType="begin"/>
           </w:r>
           <w:r>
-            <w:instrText xml:space="preserve"> PAGEREF _Toc14525 \h </w:instrText>
+            <w:instrText xml:space="preserve"> PAGEREF _Toc17162 \h </w:instrText>
           </w:r>
           <w:r>
             <w:fldChar w:fldCharType="separate"/>
@@ -1653,7 +1653,7 @@
             <w:fldChar w:fldCharType="begin"/>
           </w:r>
           <w:r>
-            <w:instrText xml:space="preserve"> HYPERLINK \l _Toc2532 </w:instrText>
+            <w:instrText xml:space="preserve"> HYPERLINK \l _Toc10970 </w:instrText>
           </w:r>
           <w:r>
             <w:fldChar w:fldCharType="separate"/>
@@ -1664,7 +1664,7 @@
               <w:bCs/>
               <w:szCs w:val="24"/>
             </w:rPr>
-            <w:t>4.2.5 组员4技术实践（工具服务模块）</w:t>
+            <w:t>4.2.5 组员4（王润廷）技术实践（工具服务）</w:t>
           </w:r>
           <w:r>
             <w:tab/>
@@ -1673,7 +1673,7 @@
             <w:fldChar w:fldCharType="begin"/>
           </w:r>
           <w:r>
-            <w:instrText xml:space="preserve"> PAGEREF _Toc2532 \h </w:instrText>
+            <w:instrText xml:space="preserve"> PAGEREF _Toc10970 \h </w:instrText>
           </w:r>
           <w:r>
             <w:fldChar w:fldCharType="separate"/>
@@ -1699,7 +1699,7 @@
             <w:fldChar w:fldCharType="begin"/>
           </w:r>
           <w:r>
-            <w:instrText xml:space="preserve"> HYPERLINK \l _Toc11626 </w:instrText>
+            <w:instrText xml:space="preserve"> HYPERLINK \l _Toc1406 </w:instrText>
           </w:r>
           <w:r>
             <w:fldChar w:fldCharType="separate"/>
@@ -1710,7 +1710,7 @@
               <w:bCs/>
               <w:szCs w:val="24"/>
             </w:rPr>
-            <w:t>4.2.6 组员5技术实践（质量测试与交付统筹）</w:t>
+            <w:t>4.2.6 组员5（柯康锐）技术实践（质量测试与交付）</w:t>
           </w:r>
           <w:r>
             <w:tab/>
@@ -1719,7 +1719,7 @@
             <w:fldChar w:fldCharType="begin"/>
           </w:r>
           <w:r>
-            <w:instrText xml:space="preserve"> PAGEREF _Toc11626 \h </w:instrText>
+            <w:instrText xml:space="preserve"> PAGEREF _Toc1406 \h </w:instrText>
           </w:r>
           <w:r>
             <w:fldChar w:fldCharType="separate"/>
@@ -1745,7 +1745,7 @@
             <w:fldChar w:fldCharType="begin"/>
           </w:r>
           <w:r>
-            <w:instrText xml:space="preserve"> HYPERLINK \l _Toc18072 </w:instrText>
+            <w:instrText xml:space="preserve"> HYPERLINK \l _Toc24005 </w:instrText>
           </w:r>
           <w:r>
             <w:fldChar w:fldCharType="separate"/>
@@ -1765,7 +1765,7 @@
             <w:fldChar w:fldCharType="begin"/>
           </w:r>
           <w:r>
-            <w:instrText xml:space="preserve"> PAGEREF _Toc18072 \h </w:instrText>
+            <w:instrText xml:space="preserve"> PAGEREF _Toc24005 \h </w:instrText>
           </w:r>
           <w:r>
             <w:fldChar w:fldCharType="separate"/>
@@ -1791,7 +1791,7 @@
             <w:fldChar w:fldCharType="begin"/>
           </w:r>
           <w:r>
-            <w:instrText xml:space="preserve"> HYPERLINK \l _Toc21947 </w:instrText>
+            <w:instrText xml:space="preserve"> HYPERLINK \l _Toc269 </w:instrText>
           </w:r>
           <w:r>
             <w:fldChar w:fldCharType="separate"/>
@@ -1802,7 +1802,7 @@
               <w:bCs/>
               <w:szCs w:val="28"/>
             </w:rPr>
-            <w:t>5.1 功能完整性验证</w:t>
+            <w:t>5.1 功能完整性</w:t>
           </w:r>
           <w:r>
             <w:tab/>
@@ -1811,7 +1811,7 @@
             <w:fldChar w:fldCharType="begin"/>
           </w:r>
           <w:r>
-            <w:instrText xml:space="preserve"> PAGEREF _Toc21947 \h </w:instrText>
+            <w:instrText xml:space="preserve"> PAGEREF _Toc269 \h </w:instrText>
           </w:r>
           <w:r>
             <w:fldChar w:fldCharType="separate"/>
@@ -1837,7 +1837,7 @@
             <w:fldChar w:fldCharType="begin"/>
           </w:r>
           <w:r>
-            <w:instrText xml:space="preserve"> HYPERLINK \l _Toc9849 </w:instrText>
+            <w:instrText xml:space="preserve"> HYPERLINK \l _Toc9425 </w:instrText>
           </w:r>
           <w:r>
             <w:fldChar w:fldCharType="separate"/>
@@ -1848,7 +1848,7 @@
               <w:bCs/>
               <w:szCs w:val="28"/>
             </w:rPr>
-            <w:t>5.2 仿真计算精度验证</w:t>
+            <w:t>5.2 仿真精度</w:t>
           </w:r>
           <w:r>
             <w:tab/>
@@ -1857,7 +1857,7 @@
             <w:fldChar w:fldCharType="begin"/>
           </w:r>
           <w:r>
-            <w:instrText xml:space="preserve"> PAGEREF _Toc9849 \h </w:instrText>
+            <w:instrText xml:space="preserve"> PAGEREF _Toc9425 \h </w:instrText>
           </w:r>
           <w:r>
             <w:fldChar w:fldCharType="separate"/>
@@ -1883,7 +1883,7 @@
             <w:fldChar w:fldCharType="begin"/>
           </w:r>
           <w:r>
-            <w:instrText xml:space="preserve"> HYPERLINK \l _Toc20283 </w:instrText>
+            <w:instrText xml:space="preserve"> HYPERLINK \l _Toc6879 </w:instrText>
           </w:r>
           <w:r>
             <w:fldChar w:fldCharType="separate"/>
@@ -1894,7 +1894,7 @@
               <w:bCs/>
               <w:szCs w:val="28"/>
             </w:rPr>
-            <w:t>5.3 软件运行稳定性验证</w:t>
+            <w:t>5.3 稳定性</w:t>
           </w:r>
           <w:r>
             <w:tab/>
@@ -1903,7 +1903,7 @@
             <w:fldChar w:fldCharType="begin"/>
           </w:r>
           <w:r>
-            <w:instrText xml:space="preserve"> PAGEREF _Toc20283 \h </w:instrText>
+            <w:instrText xml:space="preserve"> PAGEREF _Toc6879 \h </w:instrText>
           </w:r>
           <w:r>
             <w:fldChar w:fldCharType="separate"/>
@@ -1929,7 +1929,7 @@
             <w:fldChar w:fldCharType="begin"/>
           </w:r>
           <w:r>
-            <w:instrText xml:space="preserve"> HYPERLINK \l _Toc947 </w:instrText>
+            <w:instrText xml:space="preserve"> HYPERLINK \l _Toc13848 </w:instrText>
           </w:r>
           <w:r>
             <w:fldChar w:fldCharType="separate"/>
@@ -1940,7 +1940,7 @@
               <w:bCs/>
               <w:szCs w:val="28"/>
             </w:rPr>
-            <w:t>5.4 代码覆盖率验证</w:t>
+            <w:t>5.4 覆盖率</w:t>
           </w:r>
           <w:r>
             <w:tab/>
@@ -1949,7 +1949,7 @@
             <w:fldChar w:fldCharType="begin"/>
           </w:r>
           <w:r>
-            <w:instrText xml:space="preserve"> PAGEREF _Toc947 \h </w:instrText>
+            <w:instrText xml:space="preserve"> PAGEREF _Toc13848 \h </w:instrText>
           </w:r>
           <w:r>
             <w:fldChar w:fldCharType="separate"/>
@@ -1975,7 +1975,7 @@
             <w:fldChar w:fldCharType="begin"/>
           </w:r>
           <w:r>
-            <w:instrText xml:space="preserve"> HYPERLINK \l _Toc6920 </w:instrText>
+            <w:instrText xml:space="preserve"> HYPERLINK \l _Toc18417 </w:instrText>
           </w:r>
           <w:r>
             <w:fldChar w:fldCharType="separate"/>
@@ -1986,7 +1986,7 @@
               <w:bCs/>
               <w:szCs w:val="28"/>
             </w:rPr>
-            <w:t>5.5 技术方案落地效果总结</w:t>
+            <w:t>5.5 落地效果总结</w:t>
           </w:r>
           <w:r>
             <w:tab/>
@@ -1995,7 +1995,7 @@
             <w:fldChar w:fldCharType="begin"/>
           </w:r>
           <w:r>
-            <w:instrText xml:space="preserve"> PAGEREF _Toc6920 \h </w:instrText>
+            <w:instrText xml:space="preserve"> PAGEREF _Toc18417 \h </w:instrText>
           </w:r>
           <w:r>
             <w:fldChar w:fldCharType="separate"/>
@@ -2027,7 +2027,7 @@
         <w:pStyle w:val="2"/>
         <w:spacing w:before="360" w:after="240"/>
       </w:pPr>
-      <w:bookmarkStart w:id="2" w:name="_Toc32210"/>
+      <w:bookmarkStart w:id="2" w:name="_Toc19180"/>
       <w:r>
         <w:rPr>
           <w:rFonts w:ascii="黑体" w:hAnsi="黑体" w:eastAsia="黑体" w:cs="黑体"/>
@@ -2045,7 +2045,7 @@
         <w:pStyle w:val="3"/>
         <w:spacing w:before="240" w:after="180"/>
       </w:pPr>
-      <w:bookmarkStart w:id="3" w:name="_Toc31129"/>
+      <w:bookmarkStart w:id="3" w:name="_Toc28091"/>
       <w:r>
         <w:rPr>
           <w:rFonts w:ascii="黑体" w:hAnsi="黑体" w:eastAsia="黑体" w:cs="黑体"/>
@@ -2070,7 +2070,7 @@
           <w:sz w:val="24"/>
           <w:szCs w:val="24"/>
         </w:rPr>
-        <w:t>问题一：行业数字化缺失 — 实验数据管理处于"前信息化"阶段</w:t>
+        <w:t>问题一：行业数字化缺失</w:t>
       </w:r>
     </w:p>
     <w:tbl>
@@ -2283,7 +2283,7 @@
                 <w:sz w:val="20"/>
                 <w:szCs w:val="20"/>
               </w:rPr>
-              <w:t>温度时序数据存储在设备私有内存中</w:t>
+              <w:t>温度数据存储在设备私有内存</w:t>
             </w:r>
           </w:p>
         </w:tc>
@@ -2310,7 +2310,7 @@
                 <w:sz w:val="20"/>
                 <w:szCs w:val="20"/>
               </w:rPr>
-              <w:t>无法跨平台分析、长期归档</w:t>
+              <w:t>无法跨平台分析</w:t>
             </w:r>
           </w:p>
         </w:tc>
@@ -2409,7 +2409,7 @@
                 <w:sz w:val="20"/>
                 <w:szCs w:val="20"/>
               </w:rPr>
-              <w:t>判定结论精度不可控</w:t>
+              <w:t>判定精度不可控</w:t>
             </w:r>
           </w:p>
         </w:tc>
@@ -2481,7 +2481,7 @@
                 <w:sz w:val="20"/>
                 <w:szCs w:val="20"/>
               </w:rPr>
-              <w:t>各实验室报告格式不统一</w:t>
+              <w:t>各实验室格式不统一</w:t>
             </w:r>
           </w:p>
         </w:tc>
@@ -2607,7 +2607,7 @@
                 <w:sz w:val="20"/>
                 <w:szCs w:val="20"/>
               </w:rPr>
-              <w:t>质量管理体系不闭合</w:t>
+              <w:t>质量体系不闭合</w:t>
             </w:r>
           </w:p>
         </w:tc>
@@ -2625,7 +2625,7 @@
           <w:sz w:val="24"/>
           <w:szCs w:val="24"/>
         </w:rPr>
-        <w:t>问题二：仿真逻辑标准化不足 — 现有仿真工具缺乏ISO标准语义</w:t>
+        <w:t>问题二：仿真逻辑标准化不足</w:t>
       </w:r>
     </w:p>
     <w:p>
@@ -2638,7 +2638,7 @@
           <w:sz w:val="24"/>
           <w:szCs w:val="24"/>
         </w:rPr>
-        <w:t>通用仿真工具(MATLAB Simulink、COMSOL)缺少：试验状态机自动流转逻辑、升温到稳定自动判定条件(745~755°C且连续稳定3.2秒以上)、表面温/中心温热传导延迟模型(指数逼近)、温漂提前终止条件(10分钟温漂&lt;2°C/10min)、保存状态保护(flag="10000000")。</w:t>
+        <w:t>通用仿真工具(MATLAB/COMSOL)缺少：状态机自动流转、温度自动判定(745~755°C且稳定3.2秒)、表面/中心温热传导延迟模型(指数逼近)、温漂提前终止(10分钟温漂&lt;2°C/10min)、保存状态保护(flag="10000000")。</w:t>
       </w:r>
     </w:p>
     <w:p>
@@ -2653,7 +2653,7 @@
           <w:sz w:val="24"/>
           <w:szCs w:val="24"/>
         </w:rPr>
-        <w:t>问题三：行业软件无自动化质量校验 — 测试体系缺失</w:t>
+        <w:t>问题三：行业软件无自动化质量校验</w:t>
       </w:r>
     </w:p>
     <w:p>
@@ -2674,7 +2674,7 @@
         <w:pStyle w:val="3"/>
         <w:spacing w:before="240" w:after="180"/>
       </w:pPr>
-      <w:bookmarkStart w:id="4" w:name="_Toc21035"/>
+      <w:bookmarkStart w:id="4" w:name="_Toc19726"/>
       <w:r>
         <w:rPr>
           <w:rFonts w:ascii="黑体" w:hAnsi="黑体" w:eastAsia="黑体" w:cs="黑体"/>
@@ -3133,7 +3133,7 @@
         <w:pStyle w:val="3"/>
         <w:spacing w:before="240" w:after="180"/>
       </w:pPr>
-      <w:bookmarkStart w:id="5" w:name="_Toc27252"/>
+      <w:bookmarkStart w:id="5" w:name="_Toc30530"/>
       <w:r>
         <w:rPr>
           <w:rFonts w:ascii="黑体" w:hAnsi="黑体" w:eastAsia="黑体" w:cs="黑体"/>
@@ -3156,7 +3156,7 @@
           <w:sz w:val="24"/>
           <w:szCs w:val="24"/>
         </w:rPr>
-        <w:t>技术定位：面向高校实验教学场景的ISO 11820标准合规仿真系统。包含：纯软件仿真（算法驱动温度生成）、ISO 11820:2022核心试验流程、高校教师/学生/检测机构培训人员为目标用户、核心业务代码覆盖率≥80%、Java 17+JavaFX 21+SQLite+Maven技术栈。不包含：真实硬件Modbus通信（架构预留接口）、标准全文合规认证、生产环境检测人员、云端部署/微服务架构。</w:t>
+        <w:t>面向高校实验教学场景的ISO 11820标准合规仿真系统。包含：纯软件仿真(算法驱动)、ISO 11820:2022核心流程、Java 17+JavaFX 21+SQLite+Maven。不包含：真实硬件Modbus通信(预留接口)、标准全文合规认证、云端部署。</w:t>
       </w:r>
     </w:p>
     <w:p>
@@ -3164,7 +3164,7 @@
         <w:pStyle w:val="3"/>
         <w:spacing w:before="240" w:after="180"/>
       </w:pPr>
-      <w:bookmarkStart w:id="6" w:name="_Toc27277"/>
+      <w:bookmarkStart w:id="6" w:name="_Toc464"/>
       <w:r>
         <w:rPr>
           <w:rFonts w:ascii="黑体" w:hAnsi="黑体" w:eastAsia="黑体" w:cs="黑体"/>
@@ -3743,7 +3743,7 @@
           <w:sz w:val="24"/>
           <w:szCs w:val="24"/>
         </w:rPr>
-        <w:t>风险评估：最高风险—领域算法建模（缓解：固定随机种子+16个专项测试）。中等风险—数据持久化（缓解：写锁ReentrantReadWriteLock+CopyOnWriteArrayList）。低风险—自动化质量校验（JUnit 5+JaCoCo业界成熟方案）。</w:t>
+        <w:t>风险评估：最高风险—领域算法建模(缓解：固定随机种子+16个专项测试)。中等风险—数据持久化(缓解：写锁+CopyOnWriteArrayList)。低风险—自动化质量校验(JUnit 5+JaCoCo成熟方案)。</w:t>
       </w:r>
     </w:p>
     <w:p>
@@ -3751,7 +3751,7 @@
         <w:pStyle w:val="3"/>
         <w:spacing w:before="240" w:after="180"/>
       </w:pPr>
-      <w:bookmarkStart w:id="7" w:name="_Toc17048"/>
+      <w:bookmarkStart w:id="7" w:name="_Toc24983"/>
       <w:r>
         <w:rPr>
           <w:rFonts w:ascii="黑体" w:hAnsi="黑体" w:eastAsia="黑体" w:cs="黑体"/>
@@ -3774,7 +3774,7 @@
           <w:sz w:val="24"/>
           <w:szCs w:val="24"/>
         </w:rPr>
-        <w:t>问题一（数据持久化与标准化）：关系型数据建模→组员2、时序数据存储→组员4、多格式报告生成→组员4、数据访问层封装→组员2。问题二（领域算法建模）：多阶段温度仿真算法→组员1、试验状态机→组员1、试验主调度控制→组员1、实时数据可视化→组员3。问题三（自动化质量校验）：单元测试框架搭建→组员5、覆盖率门禁配置→组员5、测试数据隔离→组员5、各模块测试联调→组员1/2/4+组员5。</w:t>
+        <w:t>问题一(数据持久化)：关系型数据建模→组员2（陈培钦）、时序数据存储→组员4（王润廷）、报告生成→组员4（王润廷）、数据访问层→组员2（陈培钦）。问题二(算法建模)：温度仿真→组员1（颜瑞）、状态机→组员1（颜瑞）、主调度→组员1（颜瑞）、可视化→组员3（杨晋宇）。问题三(质量校验)：测试框架→组员5（柯康锐）、覆盖率门禁→组员5（柯康锐）、测试隔离→组员5（柯康锐）、联调→组员1（颜瑞）-4+组员5（柯康锐）。</w:t>
       </w:r>
     </w:p>
     <w:p>
@@ -3787,7 +3787,7 @@
         <w:pStyle w:val="2"/>
         <w:spacing w:before="360" w:after="240"/>
       </w:pPr>
-      <w:bookmarkStart w:id="8" w:name="_Toc22497"/>
+      <w:bookmarkStart w:id="8" w:name="_Toc13083"/>
       <w:r>
         <w:rPr>
           <w:rFonts w:ascii="黑体" w:hAnsi="黑体" w:eastAsia="黑体" w:cs="黑体"/>
@@ -3805,7 +3805,7 @@
         <w:pStyle w:val="3"/>
         <w:spacing w:before="240" w:after="180"/>
       </w:pPr>
-      <w:bookmarkStart w:id="9" w:name="_Toc3189"/>
+      <w:bookmarkStart w:id="9" w:name="_Toc24178"/>
       <w:r>
         <w:rPr>
           <w:rFonts w:ascii="黑体" w:hAnsi="黑体" w:eastAsia="黑体" w:cs="黑体"/>
@@ -4215,7 +4215,7 @@
                 <w:sz w:val="20"/>
                 <w:szCs w:val="20"/>
               </w:rPr>
-              <w:t>可模拟真实几何形状</w:t>
+              <w:t>可模拟真实几何</w:t>
             </w:r>
           </w:p>
         </w:tc>
@@ -4368,7 +4368,7 @@
                 <w:sz w:val="20"/>
                 <w:szCs w:val="20"/>
               </w:rPr>
-              <w:t>无GUI/状态管理/持久化</w:t>
+              <w:t>无GUI/状态管理</w:t>
             </w:r>
           </w:p>
         </w:tc>
@@ -4631,7 +4631,7 @@
         <w:pStyle w:val="3"/>
         <w:spacing w:before="240" w:after="180"/>
       </w:pPr>
-      <w:bookmarkStart w:id="10" w:name="_Toc27487"/>
+      <w:bookmarkStart w:id="10" w:name="_Toc25974"/>
       <w:r>
         <w:rPr>
           <w:rFonts w:ascii="黑体" w:hAnsi="黑体" w:eastAsia="黑体" w:cs="黑体"/>
@@ -5228,7 +5228,7 @@
                 <w:sz w:val="20"/>
                 <w:szCs w:val="20"/>
               </w:rPr>
-              <w:t>操作系统原生组件</w:t>
+              <w:t>操作系统原生</w:t>
             </w:r>
           </w:p>
         </w:tc>
@@ -5435,7 +5435,7 @@
                 <w:sz w:val="20"/>
                 <w:szCs w:val="20"/>
               </w:rPr>
-              <w:t>内存大，不符合Java技术栈</w:t>
+              <w:t>内存大</w:t>
             </w:r>
           </w:p>
         </w:tc>
@@ -5473,7 +5473,7 @@
         <w:pStyle w:val="3"/>
         <w:spacing w:before="240" w:after="180"/>
       </w:pPr>
-      <w:bookmarkStart w:id="11" w:name="_Toc2783"/>
+      <w:bookmarkStart w:id="11" w:name="_Toc15167"/>
       <w:r>
         <w:rPr>
           <w:rFonts w:ascii="黑体" w:hAnsi="黑体" w:eastAsia="黑体" w:cs="黑体"/>
@@ -6003,159 +6003,6 @@
           </w:p>
         </w:tc>
       </w:tr>
-      <w:tr>
-        <w:tblPrEx>
-          <w:tblBorders>
-            <w:top w:val="single" w:color="auto" w:sz="4" w:space="0"/>
-            <w:left w:val="single" w:color="auto" w:sz="4" w:space="0"/>
-            <w:bottom w:val="single" w:color="auto" w:sz="4" w:space="0"/>
-            <w:right w:val="single" w:color="auto" w:sz="4" w:space="0"/>
-            <w:insideH w:val="single" w:color="auto" w:sz="4" w:space="0"/>
-            <w:insideV w:val="single" w:color="auto" w:sz="4" w:space="0"/>
-          </w:tblBorders>
-          <w:tblCellMar>
-            <w:top w:w="0" w:type="dxa"/>
-            <w:left w:w="10" w:type="dxa"/>
-            <w:bottom w:w="0" w:type="dxa"/>
-            <w:right w:w="10" w:type="dxa"/>
-          </w:tblCellMar>
-        </w:tblPrEx>
-        <w:tc>
-          <w:tcPr>
-            <w:tcW w:w="2200" w:type="dxa"/>
-            <w:tcBorders>
-              <w:top w:val="single" w:color="CCCCCC" w:sz="0" w:space="0"/>
-              <w:left w:val="single" w:color="CCCCCC" w:sz="0" w:space="0"/>
-              <w:bottom w:val="single" w:color="CCCCCC" w:sz="0" w:space="0"/>
-              <w:right w:val="single" w:color="CCCCCC" w:sz="0" w:space="0"/>
-            </w:tcBorders>
-            <w:tcMar>
-              <w:top w:w="60" w:type="dxa"/>
-              <w:left w:w="100" w:type="dxa"/>
-              <w:bottom w:w="60" w:type="dxa"/>
-              <w:right w:w="100" w:type="dxa"/>
-            </w:tcMar>
-          </w:tcPr>
-          <w:p>
-            <w:r>
-              <w:rPr>
-                <w:rFonts w:ascii="宋体" w:hAnsi="宋体" w:eastAsia="宋体" w:cs="宋体"/>
-                <w:sz w:val="20"/>
-                <w:szCs w:val="20"/>
-              </w:rPr>
-              <w:t>Mockito+JUnit 5</w:t>
-            </w:r>
-          </w:p>
-        </w:tc>
-        <w:tc>
-          <w:tcPr>
-            <w:tcW w:w="2500" w:type="dxa"/>
-            <w:tcBorders>
-              <w:top w:val="single" w:color="CCCCCC" w:sz="0" w:space="0"/>
-              <w:left w:val="single" w:color="CCCCCC" w:sz="0" w:space="0"/>
-              <w:bottom w:val="single" w:color="CCCCCC" w:sz="0" w:space="0"/>
-              <w:right w:val="single" w:color="CCCCCC" w:sz="0" w:space="0"/>
-            </w:tcBorders>
-            <w:tcMar>
-              <w:top w:w="60" w:type="dxa"/>
-              <w:left w:w="100" w:type="dxa"/>
-              <w:bottom w:w="60" w:type="dxa"/>
-              <w:right w:w="100" w:type="dxa"/>
-            </w:tcMar>
-          </w:tcPr>
-          <w:p>
-            <w:r>
-              <w:rPr>
-                <w:rFonts w:ascii="宋体" w:hAnsi="宋体" w:eastAsia="宋体" w:cs="宋体"/>
-                <w:sz w:val="20"/>
-                <w:szCs w:val="20"/>
-              </w:rPr>
-              <w:t>Mock框架</w:t>
-            </w:r>
-          </w:p>
-        </w:tc>
-        <w:tc>
-          <w:tcPr>
-            <w:tcW w:w="2500" w:type="dxa"/>
-            <w:tcBorders>
-              <w:top w:val="single" w:color="CCCCCC" w:sz="0" w:space="0"/>
-              <w:left w:val="single" w:color="CCCCCC" w:sz="0" w:space="0"/>
-              <w:bottom w:val="single" w:color="CCCCCC" w:sz="0" w:space="0"/>
-              <w:right w:val="single" w:color="CCCCCC" w:sz="0" w:space="0"/>
-            </w:tcBorders>
-            <w:tcMar>
-              <w:top w:w="60" w:type="dxa"/>
-              <w:left w:w="100" w:type="dxa"/>
-              <w:bottom w:w="60" w:type="dxa"/>
-              <w:right w:w="100" w:type="dxa"/>
-            </w:tcMar>
-          </w:tcPr>
-          <w:p>
-            <w:r>
-              <w:rPr>
-                <w:rFonts w:ascii="宋体" w:hAnsi="宋体" w:eastAsia="宋体" w:cs="宋体"/>
-                <w:sz w:val="20"/>
-                <w:szCs w:val="20"/>
-              </w:rPr>
-              <w:t>可模拟外部依赖</w:t>
-            </w:r>
-          </w:p>
-        </w:tc>
-        <w:tc>
-          <w:tcPr>
-            <w:tcW w:w="2500" w:type="dxa"/>
-            <w:tcBorders>
-              <w:top w:val="single" w:color="CCCCCC" w:sz="0" w:space="0"/>
-              <w:left w:val="single" w:color="CCCCCC" w:sz="0" w:space="0"/>
-              <w:bottom w:val="single" w:color="CCCCCC" w:sz="0" w:space="0"/>
-              <w:right w:val="single" w:color="CCCCCC" w:sz="0" w:space="0"/>
-            </w:tcBorders>
-            <w:tcMar>
-              <w:top w:w="60" w:type="dxa"/>
-              <w:left w:w="100" w:type="dxa"/>
-              <w:bottom w:w="60" w:type="dxa"/>
-              <w:right w:w="100" w:type="dxa"/>
-            </w:tcMar>
-          </w:tcPr>
-          <w:p>
-            <w:r>
-              <w:rPr>
-                <w:rFonts w:ascii="宋体" w:hAnsi="宋体" w:eastAsia="宋体" w:cs="宋体"/>
-                <w:sz w:val="20"/>
-                <w:szCs w:val="20"/>
-              </w:rPr>
-              <w:t>本项目Mock需求少</w:t>
-            </w:r>
-          </w:p>
-        </w:tc>
-        <w:tc>
-          <w:tcPr>
-            <w:tcW w:w="1206" w:type="dxa"/>
-            <w:tcBorders>
-              <w:top w:val="single" w:color="CCCCCC" w:sz="0" w:space="0"/>
-              <w:left w:val="single" w:color="CCCCCC" w:sz="0" w:space="0"/>
-              <w:bottom w:val="single" w:color="CCCCCC" w:sz="0" w:space="0"/>
-              <w:right w:val="single" w:color="CCCCCC" w:sz="0" w:space="0"/>
-            </w:tcBorders>
-            <w:tcMar>
-              <w:top w:w="60" w:type="dxa"/>
-              <w:left w:w="100" w:type="dxa"/>
-              <w:bottom w:w="60" w:type="dxa"/>
-              <w:right w:w="100" w:type="dxa"/>
-            </w:tcMar>
-          </w:tcPr>
-          <w:p>
-            <w:r>
-              <w:rPr>
-                <w:rFonts w:ascii="宋体" w:hAnsi="宋体" w:eastAsia="宋体" w:cs="宋体"/>
-                <w:sz w:val="20"/>
-                <w:szCs w:val="20"/>
-              </w:rPr>
-              <w:t>❌暂不需要</w:t>
-            </w:r>
-          </w:p>
-        </w:tc>
-      </w:tr>
     </w:tbl>
     <w:p>
       <w:r>
@@ -6167,7 +6014,7 @@
         <w:pStyle w:val="2"/>
         <w:spacing w:before="360" w:after="240"/>
       </w:pPr>
-      <w:bookmarkStart w:id="12" w:name="_Toc8476"/>
+      <w:bookmarkStart w:id="12" w:name="_Toc10131"/>
       <w:r>
         <w:rPr>
           <w:rFonts w:ascii="黑体" w:hAnsi="黑体" w:eastAsia="黑体" w:cs="黑体"/>
@@ -6185,7 +6032,7 @@
         <w:pStyle w:val="3"/>
         <w:spacing w:before="240" w:after="180"/>
       </w:pPr>
-      <w:bookmarkStart w:id="13" w:name="_Toc17372"/>
+      <w:bookmarkStart w:id="13" w:name="_Toc20220"/>
       <w:r>
         <w:rPr>
           <w:rFonts w:ascii="黑体" w:hAnsi="黑体" w:eastAsia="黑体" w:cs="黑体"/>
@@ -6208,7 +6055,7 @@
           <w:sz w:val="24"/>
           <w:szCs w:val="24"/>
         </w:rPr>
-        <w:t>主线一：分层数据持久化架构 — SQLite（关系型）+CSV（时序）混合存储，BaseDao&lt;T&gt;泛型反射映射。主线二：领域驱动的仿真引擎 — TestStateMachine（AtomicReference线程安全状态机）+SensorSimulator（四阶段数学函数，800ms迭代）。主线三：自动化质量门禁 — Maven verify阶段嵌入JaCoCo 80%覆盖率检查。</w:t>
+        <w:t>主线一：SQLite+CSV混合存储，BaseDao&lt;T&gt;泛型反射映射。主线二：TestStateMachine(AtomicReference)+SensorSimulator(四阶段数学函数，800ms迭代)。主线三：Maven verify阶段嵌入JaCoCo 80%覆盖率检查。</w:t>
       </w:r>
     </w:p>
     <w:p>
@@ -6216,7 +6063,7 @@
         <w:pStyle w:val="3"/>
         <w:spacing w:before="240" w:after="180"/>
       </w:pPr>
-      <w:bookmarkStart w:id="14" w:name="_Toc8228"/>
+      <w:bookmarkStart w:id="14" w:name="_Toc13123"/>
       <w:r>
         <w:rPr>
           <w:rFonts w:ascii="黑体" w:hAnsi="黑体" w:eastAsia="黑体" w:cs="黑体"/>
@@ -6741,7 +6588,7 @@
                 <w:sz w:val="20"/>
                 <w:szCs w:val="20"/>
               </w:rPr>
-              <w:t>POM模型和插件生态更成熟</w:t>
+              <w:t>POM+插件生态</w:t>
             </w:r>
           </w:p>
         </w:tc>
@@ -6894,7 +6741,7 @@
                 <w:sz w:val="20"/>
                 <w:szCs w:val="20"/>
               </w:rPr>
-              <w:t>声明式布局+CSS</w:t>
+              <w:t>声明式+CSS</w:t>
             </w:r>
           </w:p>
         </w:tc>
@@ -7506,7 +7353,7 @@
                 <w:sz w:val="20"/>
                 <w:szCs w:val="20"/>
               </w:rPr>
-              <w:t>@Nested分层组织</w:t>
+              <w:t>@Nested分层</w:t>
             </w:r>
           </w:p>
         </w:tc>
@@ -7517,7 +7364,7 @@
         <w:pStyle w:val="3"/>
         <w:spacing w:before="240" w:after="180"/>
       </w:pPr>
-      <w:bookmarkStart w:id="15" w:name="_Toc7912"/>
+      <w:bookmarkStart w:id="15" w:name="_Toc22484"/>
       <w:r>
         <w:rPr>
           <w:rFonts w:ascii="黑体" w:hAnsi="黑体" w:eastAsia="黑体" w:cs="黑体"/>
@@ -8010,105 +7857,6 @@
                 <w:sz w:val="20"/>
                 <w:szCs w:val="20"/>
               </w:rPr>
-              <w:t>数据持久化可靠性</w:t>
-            </w:r>
-          </w:p>
-        </w:tc>
-        <w:tc>
-          <w:tcPr>
-            <w:tcW w:w="4000" w:type="dxa"/>
-            <w:tcBorders>
-              <w:top w:val="single" w:color="CCCCCC" w:sz="0" w:space="0"/>
-              <w:left w:val="single" w:color="CCCCCC" w:sz="0" w:space="0"/>
-              <w:bottom w:val="single" w:color="CCCCCC" w:sz="0" w:space="0"/>
-              <w:right w:val="single" w:color="CCCCCC" w:sz="0" w:space="0"/>
-            </w:tcBorders>
-            <w:tcMar>
-              <w:top w:w="60" w:type="dxa"/>
-              <w:left w:w="100" w:type="dxa"/>
-              <w:bottom w:w="60" w:type="dxa"/>
-              <w:right w:w="100" w:type="dxa"/>
-            </w:tcMar>
-          </w:tcPr>
-          <w:p>
-            <w:r>
-              <w:rPr>
-                <w:rFonts w:ascii="宋体" w:hAnsi="宋体" w:eastAsia="宋体" w:cs="宋体"/>
-                <w:sz w:val="20"/>
-                <w:szCs w:val="20"/>
-              </w:rPr>
-              <w:t>CRUD正确率</w:t>
-            </w:r>
-          </w:p>
-        </w:tc>
-        <w:tc>
-          <w:tcPr>
-            <w:tcW w:w="2906" w:type="dxa"/>
-            <w:tcBorders>
-              <w:top w:val="single" w:color="CCCCCC" w:sz="0" w:space="0"/>
-              <w:left w:val="single" w:color="CCCCCC" w:sz="0" w:space="0"/>
-              <w:bottom w:val="single" w:color="CCCCCC" w:sz="0" w:space="0"/>
-              <w:right w:val="single" w:color="CCCCCC" w:sz="0" w:space="0"/>
-            </w:tcBorders>
-            <w:tcMar>
-              <w:top w:w="60" w:type="dxa"/>
-              <w:left w:w="100" w:type="dxa"/>
-              <w:bottom w:w="60" w:type="dxa"/>
-              <w:right w:w="100" w:type="dxa"/>
-            </w:tcMar>
-          </w:tcPr>
-          <w:p>
-            <w:r>
-              <w:rPr>
-                <w:rFonts w:ascii="宋体" w:hAnsi="宋体" w:eastAsia="宋体" w:cs="宋体"/>
-                <w:sz w:val="20"/>
-                <w:szCs w:val="20"/>
-              </w:rPr>
-              <w:t>100%</w:t>
-            </w:r>
-          </w:p>
-        </w:tc>
-      </w:tr>
-      <w:tr>
-        <w:tblPrEx>
-          <w:tblBorders>
-            <w:top w:val="single" w:color="auto" w:sz="4" w:space="0"/>
-            <w:left w:val="single" w:color="auto" w:sz="4" w:space="0"/>
-            <w:bottom w:val="single" w:color="auto" w:sz="4" w:space="0"/>
-            <w:right w:val="single" w:color="auto" w:sz="4" w:space="0"/>
-            <w:insideH w:val="single" w:color="auto" w:sz="4" w:space="0"/>
-            <w:insideV w:val="single" w:color="auto" w:sz="4" w:space="0"/>
-          </w:tblBorders>
-          <w:tblCellMar>
-            <w:top w:w="0" w:type="dxa"/>
-            <w:left w:w="10" w:type="dxa"/>
-            <w:bottom w:w="0" w:type="dxa"/>
-            <w:right w:w="10" w:type="dxa"/>
-          </w:tblCellMar>
-        </w:tblPrEx>
-        <w:tc>
-          <w:tcPr>
-            <w:tcW w:w="4000" w:type="dxa"/>
-            <w:tcBorders>
-              <w:top w:val="single" w:color="CCCCCC" w:sz="0" w:space="0"/>
-              <w:left w:val="single" w:color="CCCCCC" w:sz="0" w:space="0"/>
-              <w:bottom w:val="single" w:color="CCCCCC" w:sz="0" w:space="0"/>
-              <w:right w:val="single" w:color="CCCCCC" w:sz="0" w:space="0"/>
-            </w:tcBorders>
-            <w:tcMar>
-              <w:top w:w="60" w:type="dxa"/>
-              <w:left w:w="100" w:type="dxa"/>
-              <w:bottom w:w="60" w:type="dxa"/>
-              <w:right w:w="100" w:type="dxa"/>
-            </w:tcMar>
-          </w:tcPr>
-          <w:p>
-            <w:r>
-              <w:rPr>
-                <w:rFonts w:ascii="宋体" w:hAnsi="宋体" w:eastAsia="宋体" w:cs="宋体"/>
-                <w:sz w:val="20"/>
-                <w:szCs w:val="20"/>
-              </w:rPr>
               <w:t>代码覆盖率</w:t>
             </w:r>
           </w:p>
@@ -8179,7 +7927,7 @@
         <w:pStyle w:val="2"/>
         <w:spacing w:before="360" w:after="240"/>
       </w:pPr>
-      <w:bookmarkStart w:id="16" w:name="_Toc1079"/>
+      <w:bookmarkStart w:id="16" w:name="_Toc4899"/>
       <w:r>
         <w:rPr>
           <w:rFonts w:ascii="黑体" w:hAnsi="黑体" w:eastAsia="黑体" w:cs="黑体"/>
@@ -8197,7 +7945,7 @@
         <w:pStyle w:val="3"/>
         <w:spacing w:before="240" w:after="180"/>
       </w:pPr>
-      <w:bookmarkStart w:id="17" w:name="_Toc6697"/>
+      <w:bookmarkStart w:id="17" w:name="_Toc20136"/>
       <w:r>
         <w:rPr>
           <w:rFonts w:ascii="黑体" w:hAnsi="黑体" w:eastAsia="黑体" w:cs="黑体"/>
@@ -8508,7 +8256,7 @@
                 <w:sz w:val="20"/>
                 <w:szCs w:val="20"/>
               </w:rPr>
-              <w:t>组员3</w:t>
+              <w:t>组员3（杨晋宇）</w:t>
             </w:r>
           </w:p>
         </w:tc>
@@ -8607,7 +8355,7 @@
                 <w:sz w:val="20"/>
                 <w:szCs w:val="20"/>
               </w:rPr>
-              <w:t>实时温度曲线图</w:t>
+              <w:t>实时温度曲线</w:t>
             </w:r>
           </w:p>
         </w:tc>
@@ -8634,7 +8382,7 @@
                 <w:sz w:val="20"/>
                 <w:szCs w:val="20"/>
               </w:rPr>
-              <w:t>组员3</w:t>
+              <w:t>组员3（杨晋宇）</w:t>
             </w:r>
           </w:p>
         </w:tc>
@@ -8733,7 +8481,7 @@
                 <w:sz w:val="20"/>
                 <w:szCs w:val="20"/>
               </w:rPr>
-              <w:t>SQLite数据库驱动</w:t>
+              <w:t>数据库驱动</w:t>
             </w:r>
           </w:p>
         </w:tc>
@@ -8760,7 +8508,7 @@
                 <w:sz w:val="20"/>
                 <w:szCs w:val="20"/>
               </w:rPr>
-              <w:t>组员2</w:t>
+              <w:t>组员2（陈培钦）</w:t>
             </w:r>
           </w:p>
         </w:tc>
@@ -8859,7 +8607,7 @@
                 <w:sz w:val="20"/>
                 <w:szCs w:val="20"/>
               </w:rPr>
-              <w:t>Excel报告生成</w:t>
+              <w:t>Excel报告</w:t>
             </w:r>
           </w:p>
         </w:tc>
@@ -8886,7 +8634,7 @@
                 <w:sz w:val="20"/>
                 <w:szCs w:val="20"/>
               </w:rPr>
-              <w:t>组员4</w:t>
+              <w:t>组员4（王润廷）</w:t>
             </w:r>
           </w:p>
         </w:tc>
@@ -8985,7 +8733,7 @@
                 <w:sz w:val="20"/>
                 <w:szCs w:val="20"/>
               </w:rPr>
-              <w:t>PDF报告生成</w:t>
+              <w:t>PDF报告</w:t>
             </w:r>
           </w:p>
         </w:tc>
@@ -9012,7 +8760,7 @@
                 <w:sz w:val="20"/>
                 <w:szCs w:val="20"/>
               </w:rPr>
-              <w:t>组员4</w:t>
+              <w:t>组员4（王润廷）</w:t>
             </w:r>
           </w:p>
         </w:tc>
@@ -9138,7 +8886,7 @@
                 <w:sz w:val="20"/>
                 <w:szCs w:val="20"/>
               </w:rPr>
-              <w:t>组员4</w:t>
+              <w:t>组员4（王润廷）</w:t>
             </w:r>
           </w:p>
         </w:tc>
@@ -9183,7 +8931,7 @@
                 <w:sz w:val="20"/>
                 <w:szCs w:val="20"/>
               </w:rPr>
-              <w:t>SLF4J+Logback</w:t>
+              <w:t>JUnit Jupiter</w:t>
             </w:r>
           </w:p>
         </w:tc>
@@ -9210,7 +8958,7 @@
                 <w:sz w:val="20"/>
                 <w:szCs w:val="20"/>
               </w:rPr>
-              <w:t>2.0.9/1.4.14</w:t>
+              <w:t>5.10.2</w:t>
             </w:r>
           </w:p>
         </w:tc>
@@ -9237,7 +8985,7 @@
                 <w:sz w:val="20"/>
                 <w:szCs w:val="20"/>
               </w:rPr>
-              <w:t>日志系统</w:t>
+              <w:t>单元测试</w:t>
             </w:r>
           </w:p>
         </w:tc>
@@ -9264,7 +9012,7 @@
                 <w:sz w:val="20"/>
                 <w:szCs w:val="20"/>
               </w:rPr>
-              <w:t>组员4</w:t>
+              <w:t>组员5（柯康锐）</w:t>
             </w:r>
           </w:p>
         </w:tc>
@@ -9309,7 +9057,7 @@
                 <w:sz w:val="20"/>
                 <w:szCs w:val="20"/>
               </w:rPr>
-              <w:t>JUnit Jupiter</w:t>
+              <w:t>JaCoCo</w:t>
             </w:r>
           </w:p>
         </w:tc>
@@ -9336,7 +9084,7 @@
                 <w:sz w:val="20"/>
                 <w:szCs w:val="20"/>
               </w:rPr>
-              <w:t>5.10.2</w:t>
+              <w:t>0.8.12</w:t>
             </w:r>
           </w:p>
         </w:tc>
@@ -9363,7 +9111,7 @@
                 <w:sz w:val="20"/>
                 <w:szCs w:val="20"/>
               </w:rPr>
-              <w:t>单元测试框架</w:t>
+              <w:t>代码覆盖率</w:t>
             </w:r>
           </w:p>
         </w:tc>
@@ -9390,133 +9138,7 @@
                 <w:sz w:val="20"/>
                 <w:szCs w:val="20"/>
               </w:rPr>
-              <w:t>组员5</w:t>
-            </w:r>
-          </w:p>
-        </w:tc>
-      </w:tr>
-      <w:tr>
-        <w:tblPrEx>
-          <w:tblBorders>
-            <w:top w:val="single" w:color="auto" w:sz="4" w:space="0"/>
-            <w:left w:val="single" w:color="auto" w:sz="4" w:space="0"/>
-            <w:bottom w:val="single" w:color="auto" w:sz="4" w:space="0"/>
-            <w:right w:val="single" w:color="auto" w:sz="4" w:space="0"/>
-            <w:insideH w:val="single" w:color="auto" w:sz="4" w:space="0"/>
-            <w:insideV w:val="single" w:color="auto" w:sz="4" w:space="0"/>
-          </w:tblBorders>
-          <w:tblCellMar>
-            <w:top w:w="0" w:type="dxa"/>
-            <w:left w:w="10" w:type="dxa"/>
-            <w:bottom w:w="0" w:type="dxa"/>
-            <w:right w:w="10" w:type="dxa"/>
-          </w:tblCellMar>
-        </w:tblPrEx>
-        <w:tc>
-          <w:tcPr>
-            <w:tcW w:w="2500" w:type="dxa"/>
-            <w:tcBorders>
-              <w:top w:val="single" w:color="CCCCCC" w:sz="0" w:space="0"/>
-              <w:left w:val="single" w:color="CCCCCC" w:sz="0" w:space="0"/>
-              <w:bottom w:val="single" w:color="CCCCCC" w:sz="0" w:space="0"/>
-              <w:right w:val="single" w:color="CCCCCC" w:sz="0" w:space="0"/>
-            </w:tcBorders>
-            <w:tcMar>
-              <w:top w:w="60" w:type="dxa"/>
-              <w:left w:w="100" w:type="dxa"/>
-              <w:bottom w:w="60" w:type="dxa"/>
-              <w:right w:w="100" w:type="dxa"/>
-            </w:tcMar>
-          </w:tcPr>
-          <w:p>
-            <w:r>
-              <w:rPr>
-                <w:rFonts w:ascii="宋体" w:hAnsi="宋体" w:eastAsia="宋体" w:cs="宋体"/>
-                <w:sz w:val="20"/>
-                <w:szCs w:val="20"/>
-              </w:rPr>
-              <w:t>JaCoCo</w:t>
-            </w:r>
-          </w:p>
-        </w:tc>
-        <w:tc>
-          <w:tcPr>
-            <w:tcW w:w="2000" w:type="dxa"/>
-            <w:tcBorders>
-              <w:top w:val="single" w:color="CCCCCC" w:sz="0" w:space="0"/>
-              <w:left w:val="single" w:color="CCCCCC" w:sz="0" w:space="0"/>
-              <w:bottom w:val="single" w:color="CCCCCC" w:sz="0" w:space="0"/>
-              <w:right w:val="single" w:color="CCCCCC" w:sz="0" w:space="0"/>
-            </w:tcBorders>
-            <w:tcMar>
-              <w:top w:w="60" w:type="dxa"/>
-              <w:left w:w="100" w:type="dxa"/>
-              <w:bottom w:w="60" w:type="dxa"/>
-              <w:right w:w="100" w:type="dxa"/>
-            </w:tcMar>
-          </w:tcPr>
-          <w:p>
-            <w:r>
-              <w:rPr>
-                <w:rFonts w:ascii="宋体" w:hAnsi="宋体" w:eastAsia="宋体" w:cs="宋体"/>
-                <w:sz w:val="20"/>
-                <w:szCs w:val="20"/>
-              </w:rPr>
-              <w:t>0.8.12</w:t>
-            </w:r>
-          </w:p>
-        </w:tc>
-        <w:tc>
-          <w:tcPr>
-            <w:tcW w:w="4000" w:type="dxa"/>
-            <w:tcBorders>
-              <w:top w:val="single" w:color="CCCCCC" w:sz="0" w:space="0"/>
-              <w:left w:val="single" w:color="CCCCCC" w:sz="0" w:space="0"/>
-              <w:bottom w:val="single" w:color="CCCCCC" w:sz="0" w:space="0"/>
-              <w:right w:val="single" w:color="CCCCCC" w:sz="0" w:space="0"/>
-            </w:tcBorders>
-            <w:tcMar>
-              <w:top w:w="60" w:type="dxa"/>
-              <w:left w:w="100" w:type="dxa"/>
-              <w:bottom w:w="60" w:type="dxa"/>
-              <w:right w:w="100" w:type="dxa"/>
-            </w:tcMar>
-          </w:tcPr>
-          <w:p>
-            <w:r>
-              <w:rPr>
-                <w:rFonts w:ascii="宋体" w:hAnsi="宋体" w:eastAsia="宋体" w:cs="宋体"/>
-                <w:sz w:val="20"/>
-                <w:szCs w:val="20"/>
-              </w:rPr>
-              <w:t>代码覆盖率</w:t>
-            </w:r>
-          </w:p>
-        </w:tc>
-        <w:tc>
-          <w:tcPr>
-            <w:tcW w:w="2406" w:type="dxa"/>
-            <w:tcBorders>
-              <w:top w:val="single" w:color="CCCCCC" w:sz="0" w:space="0"/>
-              <w:left w:val="single" w:color="CCCCCC" w:sz="0" w:space="0"/>
-              <w:bottom w:val="single" w:color="CCCCCC" w:sz="0" w:space="0"/>
-              <w:right w:val="single" w:color="CCCCCC" w:sz="0" w:space="0"/>
-            </w:tcBorders>
-            <w:tcMar>
-              <w:top w:w="60" w:type="dxa"/>
-              <w:left w:w="100" w:type="dxa"/>
-              <w:bottom w:w="60" w:type="dxa"/>
-              <w:right w:w="100" w:type="dxa"/>
-            </w:tcMar>
-          </w:tcPr>
-          <w:p>
-            <w:r>
-              <w:rPr>
-                <w:rFonts w:ascii="宋体" w:hAnsi="宋体" w:eastAsia="宋体" w:cs="宋体"/>
-                <w:sz w:val="20"/>
-                <w:szCs w:val="20"/>
-              </w:rPr>
-              <w:t>组员5</w:t>
+              <w:t>组员5（柯康锐）</w:t>
             </w:r>
           </w:p>
         </w:tc>
@@ -9527,7 +9149,7 @@
         <w:pStyle w:val="3"/>
         <w:spacing w:before="240" w:after="180"/>
       </w:pPr>
-      <w:bookmarkStart w:id="18" w:name="_Toc1701"/>
+      <w:bookmarkStart w:id="18" w:name="_Toc23155"/>
       <w:r>
         <w:rPr>
           <w:rFonts w:ascii="黑体" w:hAnsi="黑体" w:eastAsia="黑体" w:cs="黑体"/>
@@ -9545,7 +9167,7 @@
         <w:pStyle w:val="4"/>
         <w:spacing w:before="180" w:after="120"/>
       </w:pPr>
-      <w:bookmarkStart w:id="19" w:name="_Toc30313"/>
+      <w:bookmarkStart w:id="19" w:name="_Toc10226"/>
       <w:r>
         <w:rPr>
           <w:rFonts w:ascii="黑体" w:hAnsi="黑体" w:eastAsia="黑体" w:cs="黑体"/>
@@ -9568,7 +9190,7 @@
           <w:sz w:val="24"/>
           <w:szCs w:val="24"/>
         </w:rPr>
-        <w:t>阶段一（架构设计，全员，第1天）：商定5模块划分+接口契约→确定技术栈→搭建Maven骨架→划分Git目录。阶段二（并行开发，组员1-4，第2-6天）：组员1核心引擎、组员2数据持久层、组员3 UI、组员4工具服务。阶段三（测试联调，组员5统筹，第6-7天）：组员5编写14个测试类、140+用例→组员1-4配合验证→mvn verify确保覆盖率≥80%。阶段四（文档撰写，组员5统筹+全员，第7-8天）：统一格式规范→全员提供技术描述→组员5编写5份文档→全员审核。</w:t>
+        <w:t>阶段一(架构设计，全员，第1天)：商定5模块+接口契约→确定技术栈→搭建Maven→划分Git目录。阶段二(并行开发，组员1（颜瑞）-4，第2-6天)：组员1（颜瑞）核心引擎、组员2（陈培钦）数据持久层、组员3（杨晋宇）UI、组员4（王润廷）工具服务。阶段三(测试联调，组员5（柯康锐）统筹，第6-7天)：14个测试类、140+用例→组员1（颜瑞）-4配合验证→mvn verify≥80%。阶段四(文档，组员5（柯康锐）+全员，第7-8天)：统一格式→全员提供描述→5份文档→全员审核。</w:t>
       </w:r>
     </w:p>
     <w:p>
@@ -9576,7 +9198,7 @@
         <w:pStyle w:val="4"/>
         <w:spacing w:before="180" w:after="120"/>
       </w:pPr>
-      <w:bookmarkStart w:id="20" w:name="_Toc1762"/>
+      <w:bookmarkStart w:id="20" w:name="_Toc10496"/>
       <w:r>
         <w:rPr>
           <w:rFonts w:ascii="黑体" w:hAnsi="黑体" w:eastAsia="黑体" w:cs="黑体"/>
@@ -9585,7 +9207,7 @@
           <w:sz w:val="24"/>
           <w:szCs w:val="24"/>
         </w:rPr>
-        <w:t>4.2.2 组员1技术实践（核心引擎模块）</w:t>
+        <w:t>4.2.2 组员1（颜瑞）技术实践（核心引擎）</w:t>
       </w:r>
       <w:bookmarkEnd w:id="20"/>
     </w:p>
@@ -9599,7 +9221,7 @@
           <w:sz w:val="24"/>
           <w:szCs w:val="24"/>
         </w:rPr>
-        <w:t>负责范围：src/main/java/com/iso11820/core/（8个Java文件，3,026行）。TestStateMachine：AtomicReference&lt;TestState&gt;而非synchronized方法，减少锁竞争，监听器通知在锁外执行避免死锁。SensorSimulator：synchronized方法保证update()迭代原子性，Random(seed)固定种子确保可重现。升温tf1+=heatingRate×0.8+noise，稳定tf1=targetTemp+noise，记录ts+=(target-ts)×0.02，降温tf1-=0.5+noise×0.1。TestMaster：ScheduledExecutorService 800ms固定间隔调度，tickLock锁保证控制方法与onTick()互斥，calcTempDrift()最小二乘法O(n)等差数列求和优化。</w:t>
+        <w:t>src/main/java/com/iso11820/core/（8文件，3,026行）。TestStateMachine：AtomicReference+synchronized，锁外通知监听器。SensorSimulator：synchronized update()，Random(seed)可重现。升温tf1+=heatingRate×0.8+noise，稳定tf1=targetTemp+noise，记录ts+=(target-ts)×0.02，降温tf1-=0.5+noise×0.1。TestMaster：ScheduledExecutorService 800ms，tickLock互斥，calcTempDrift()最小二乘法O(n)。</w:t>
       </w:r>
     </w:p>
     <w:p>
@@ -9607,7 +9229,7 @@
         <w:pStyle w:val="4"/>
         <w:spacing w:before="180" w:after="120"/>
       </w:pPr>
-      <w:bookmarkStart w:id="21" w:name="_Toc30681"/>
+      <w:bookmarkStart w:id="21" w:name="_Toc29858"/>
       <w:r>
         <w:rPr>
           <w:rFonts w:ascii="黑体" w:hAnsi="黑体" w:eastAsia="黑体" w:cs="黑体"/>
@@ -9616,7 +9238,7 @@
           <w:sz w:val="24"/>
           <w:szCs w:val="24"/>
         </w:rPr>
-        <w:t>4.2.3 组员2技术实践（数据持久层模块）</w:t>
+        <w:t>4.2.3 组员2（陈培钦）技术实践（数据持久层）</w:t>
       </w:r>
       <w:bookmarkEnd w:id="21"/>
     </w:p>
@@ -9630,7 +9252,7 @@
           <w:sz w:val="24"/>
           <w:szCs w:val="24"/>
         </w:rPr>
-        <w:t>负责范围：src/main/java/com/iso11820/entity/+dao/+sql/（20+个Java文件，3,327行）。BaseDao&lt;T&gt;：反射解析泛型参数T的Class对象，ConcurrentHashMap缓存字段映射，首次初始化后零反射开销。executeQuery使用PreparedStatement.setObject()防注入，三种命名约定（精确匹配→首字母小写→下划线转驼峰）。DbUtil：ThreadLocal&lt;Connection&gt;线程绑定连接，批量操作复用。首次getConnection()自动执行initDatabase()→读取schema.sql→按分号分割→逐条执行。</w:t>
+        <w:t>src/main/java/com/iso11820/entity/+dao/+sql/（20+文件，3,327行）。BaseDao&lt;T&gt;：反射解析泛型，ConcurrentHashMap字段缓存，PreparedStatement防注入，三种命名转换。DbUtil：ThreadLocal连接绑定，首次getConnection()自动建表，事务封装，版本管理。</w:t>
       </w:r>
     </w:p>
     <w:p>
@@ -9638,7 +9260,7 @@
         <w:pStyle w:val="4"/>
         <w:spacing w:before="180" w:after="120"/>
       </w:pPr>
-      <w:bookmarkStart w:id="22" w:name="_Toc14525"/>
+      <w:bookmarkStart w:id="22" w:name="_Toc17162"/>
       <w:r>
         <w:rPr>
           <w:rFonts w:ascii="黑体" w:hAnsi="黑体" w:eastAsia="黑体" w:cs="黑体"/>
@@ -9647,7 +9269,7 @@
           <w:sz w:val="24"/>
           <w:szCs w:val="24"/>
         </w:rPr>
-        <w:t>4.2.4 组员3技术实践（UI可视化模块）</w:t>
+        <w:t>4.2.4 组员3（杨晋宇）技术实践（UI可视化）</w:t>
       </w:r>
       <w:bookmarkEnd w:id="22"/>
     </w:p>
@@ -9661,7 +9283,7 @@
           <w:sz w:val="24"/>
           <w:szCs w:val="24"/>
         </w:rPr>
-        <w:t>负责范围：src/main/java/com/iso11820/ui/+resources/fxml/（4个Controller+4个FXML+1个CSS，1,177行）。XChart实时曲线嵌入JavaFX：SwingNode嵌入，SwingUtilities.invokeLater()确保EDT执行。4个XYSeries（炉温1红/炉温2蓝/表面温绿/中心温橙），每800ms通过DataChangeListener接收数据→Platform.runLater()切回UI线程→设置X轴范围[max(0,t-600),t]实现滚动窗口。</w:t>
+        <w:t>src/main/java/com/iso11820/ui/+resources/fxml/（4Controller+4FXML+1CSS，1,177行）。XChart通过SwingNode嵌入JavaFX，SwingUtilities.invokeLater()确保EDT。4个XYSeries(红/蓝/绿/橙)，每800ms DataChangeListener→Platform.runLater()→滚动窗口[max(0,t-600),t]。</w:t>
       </w:r>
     </w:p>
     <w:p>
@@ -9669,7 +9291,7 @@
         <w:pStyle w:val="4"/>
         <w:spacing w:before="180" w:after="120"/>
       </w:pPr>
-      <w:bookmarkStart w:id="23" w:name="_Toc2532"/>
+      <w:bookmarkStart w:id="23" w:name="_Toc10970"/>
       <w:r>
         <w:rPr>
           <w:rFonts w:ascii="黑体" w:hAnsi="黑体" w:eastAsia="黑体" w:cs="黑体"/>
@@ -9678,7 +9300,7 @@
           <w:sz w:val="24"/>
           <w:szCs w:val="24"/>
         </w:rPr>
-        <w:t>4.2.5 组员4技术实践（工具服务模块）</w:t>
+        <w:t>4.2.5 组员4（王润廷）技术实践（工具服务）</w:t>
       </w:r>
       <w:bookmarkEnd w:id="23"/>
     </w:p>
@@ -9692,7 +9314,7 @@
           <w:sz w:val="24"/>
           <w:szCs w:val="24"/>
         </w:rPr>
-        <w:t>负责范围：src/main/java/com/project/service/+utils/（12个Java文件，4,631行）。CsvDataService：ReentrantReadWriteLock读写锁，BufferedWriter批量追加，UTF-8 BOM表头。ExcelReportService：Sheet1格式化表格+Sheet2全量数据+Sheet3 ChartSheet。PdfReportService：iText 7三层API+pdfCalligraph中文渲染。AppConfig：ReentrantReadWriteLock读写锁+DCL单例模式。</w:t>
+        <w:t>src/main/java/com/project/service/+utils/（12文件，4,631行）。CsvDataService：ReentrantReadWriteLock+BufferedWriter+UTF-8 BOM。ExcelReportService：3Sheet+ChartSheet。PdfReportService：iText 7+pdfCalligraph。AppConfig：DCL单例+读写锁。NumUtil/DateUtil/JsonUtil工具类。</w:t>
       </w:r>
     </w:p>
     <w:p>
@@ -9700,7 +9322,7 @@
         <w:pStyle w:val="4"/>
         <w:spacing w:before="180" w:after="120"/>
       </w:pPr>
-      <w:bookmarkStart w:id="24" w:name="_Toc11626"/>
+      <w:bookmarkStart w:id="24" w:name="_Toc1406"/>
       <w:r>
         <w:rPr>
           <w:rFonts w:ascii="黑体" w:hAnsi="黑体" w:eastAsia="黑体" w:cs="黑体"/>
@@ -9709,7 +9331,7 @@
           <w:sz w:val="24"/>
           <w:szCs w:val="24"/>
         </w:rPr>
-        <w:t>4.2.6 组员5技术实践（质量测试与交付统筹）</w:t>
+        <w:t>4.2.6 组员5（柯康锐）技术实践（质量测试与交付）</w:t>
       </w:r>
       <w:bookmarkEnd w:id="24"/>
     </w:p>
@@ -9723,7 +9345,7 @@
           <w:sz w:val="24"/>
           <w:szCs w:val="24"/>
         </w:rPr>
-        <w:t>负责范围：src/test/java/+docs/（14个测试类，3,948行+5份文档）。分层测试架构：按模块分层组织测试代码，BaseDaoTest基类封装临时数据库创建/销毁。JaCoCo覆盖率门禁：pom.xml配置check goal绑定verify阶段，INSTRUCTION最低阈值0.80。标准化文档体系：统一封面、编号SWC2025-ISO11820-第十五组、修订历史6列表格、排版规范。</w:t>
+        <w:t>src/test/java/+docs/（14测试类，3,948行+5份文档）。BaseDaoTest基类(临时SQLite自动创建/销毁)。JaCoCo门禁(verify阶段80%阈值)。标准化文档体系(统一封面/编号/修订历史/排版)。</w:t>
       </w:r>
     </w:p>
     <w:p>
@@ -9736,7 +9358,7 @@
         <w:pStyle w:val="2"/>
         <w:spacing w:before="360" w:after="240"/>
       </w:pPr>
-      <w:bookmarkStart w:id="25" w:name="_Toc18072"/>
+      <w:bookmarkStart w:id="25" w:name="_Toc24005"/>
       <w:r>
         <w:rPr>
           <w:rFonts w:ascii="黑体" w:hAnsi="黑体" w:eastAsia="黑体" w:cs="黑体"/>
@@ -9754,7 +9376,7 @@
         <w:pStyle w:val="3"/>
         <w:spacing w:before="240" w:after="180"/>
       </w:pPr>
-      <w:bookmarkStart w:id="26" w:name="_Toc21947"/>
+      <w:bookmarkStart w:id="26" w:name="_Toc269"/>
       <w:r>
         <w:rPr>
           <w:rFonts w:ascii="黑体" w:hAnsi="黑体" w:eastAsia="黑体" w:cs="黑体"/>
@@ -9763,7 +9385,7 @@
           <w:sz w:val="28"/>
           <w:szCs w:val="28"/>
         </w:rPr>
-        <w:t>5.1 功能完整性验证</w:t>
+        <w:t>5.1 功能完整性</w:t>
       </w:r>
       <w:bookmarkEnd w:id="26"/>
     </w:p>
@@ -9977,7 +9599,7 @@
                 <w:sz w:val="20"/>
                 <w:szCs w:val="20"/>
               </w:rPr>
-              <w:t>功能测试F-001~F-004</w:t>
+              <w:t>F-001~F-004</w:t>
             </w:r>
           </w:p>
         </w:tc>
@@ -10004,7 +9626,7 @@
                 <w:sz w:val="20"/>
                 <w:szCs w:val="20"/>
               </w:rPr>
-              <w:t>✅4个场景全部通过</w:t>
+              <w:t>✅4场景通过</w:t>
             </w:r>
           </w:p>
         </w:tc>
@@ -10076,7 +9698,7 @@
                 <w:sz w:val="20"/>
                 <w:szCs w:val="20"/>
               </w:rPr>
-              <w:t>功能测试F-005~F-007</w:t>
+              <w:t>F-005~F-007</w:t>
             </w:r>
           </w:p>
         </w:tc>
@@ -10103,7 +9725,7 @@
                 <w:sz w:val="20"/>
                 <w:szCs w:val="20"/>
               </w:rPr>
-              <w:t>✅3个场景全部通过</w:t>
+              <w:t>✅3场景通过</w:t>
             </w:r>
           </w:p>
         </w:tc>
@@ -10175,7 +9797,7 @@
                 <w:sz w:val="20"/>
                 <w:szCs w:val="20"/>
               </w:rPr>
-              <w:t>功能测试F-008~F-011</w:t>
+              <w:t>F-008~F-011</w:t>
             </w:r>
           </w:p>
         </w:tc>
@@ -10202,7 +9824,7 @@
                 <w:sz w:val="20"/>
                 <w:szCs w:val="20"/>
               </w:rPr>
-              <w:t>✅4个场景全部通过</w:t>
+              <w:t>✅4场景通过</w:t>
             </w:r>
           </w:p>
         </w:tc>
@@ -10274,7 +9896,7 @@
                 <w:sz w:val="20"/>
                 <w:szCs w:val="20"/>
               </w:rPr>
-              <w:t>功能测试F-012~F-016</w:t>
+              <w:t>F-012~F-016</w:t>
             </w:r>
           </w:p>
         </w:tc>
@@ -10301,7 +9923,7 @@
                 <w:sz w:val="20"/>
                 <w:szCs w:val="20"/>
               </w:rPr>
-              <w:t>✅5个场景全部通过</w:t>
+              <w:t>✅5场景通过</w:t>
             </w:r>
           </w:p>
         </w:tc>
@@ -10373,7 +9995,7 @@
                 <w:sz w:val="20"/>
                 <w:szCs w:val="20"/>
               </w:rPr>
-              <w:t>功能测试F-017~F-020</w:t>
+              <w:t>F-017~F-020</w:t>
             </w:r>
           </w:p>
         </w:tc>
@@ -10400,7 +10022,7 @@
                 <w:sz w:val="20"/>
                 <w:szCs w:val="20"/>
               </w:rPr>
-              <w:t>✅4个场景全部通过</w:t>
+              <w:t>✅4场景通过</w:t>
             </w:r>
           </w:p>
         </w:tc>
@@ -10472,7 +10094,7 @@
                 <w:sz w:val="20"/>
                 <w:szCs w:val="20"/>
               </w:rPr>
-              <w:t>功能测试F-021~F-024</w:t>
+              <w:t>F-021~F-024</w:t>
             </w:r>
           </w:p>
         </w:tc>
@@ -10499,7 +10121,7 @@
                 <w:sz w:val="20"/>
                 <w:szCs w:val="20"/>
               </w:rPr>
-              <w:t>✅4个场景全部通过</w:t>
+              <w:t>✅4场景通过</w:t>
             </w:r>
           </w:p>
         </w:tc>
@@ -10544,7 +10166,7 @@
                 <w:sz w:val="20"/>
                 <w:szCs w:val="20"/>
               </w:rPr>
-              <w:t>功能测试合计</w:t>
+              <w:t>合计</w:t>
             </w:r>
           </w:p>
         </w:tc>
@@ -10598,7 +10220,7 @@
                 <w:sz w:val="20"/>
                 <w:szCs w:val="20"/>
               </w:rPr>
-              <w:t>24个场景，100%通过</w:t>
+              <w:t>24场景，100%通过</w:t>
             </w:r>
           </w:p>
         </w:tc>
@@ -10609,7 +10231,7 @@
         <w:pStyle w:val="3"/>
         <w:spacing w:before="240" w:after="180"/>
       </w:pPr>
-      <w:bookmarkStart w:id="27" w:name="_Toc9849"/>
+      <w:bookmarkStart w:id="27" w:name="_Toc9425"/>
       <w:r>
         <w:rPr>
           <w:rFonts w:ascii="黑体" w:hAnsi="黑体" w:eastAsia="黑体" w:cs="黑体"/>
@@ -10618,7 +10240,7 @@
           <w:sz w:val="28"/>
           <w:szCs w:val="28"/>
         </w:rPr>
-        <w:t>5.2 仿真计算精度验证</w:t>
+        <w:t>5.2 仿真精度</w:t>
       </w:r>
       <w:bookmarkEnd w:id="27"/>
     </w:p>
@@ -11206,7 +10828,7 @@
                 <w:sz w:val="20"/>
                 <w:szCs w:val="20"/>
               </w:rPr>
-              <w:t>噪声分布区间</w:t>
+              <w:t>噪声分布</w:t>
             </w:r>
           </w:p>
         </w:tc>
@@ -11451,7 +11073,7 @@
         <w:pStyle w:val="3"/>
         <w:spacing w:before="240" w:after="180"/>
       </w:pPr>
-      <w:bookmarkStart w:id="28" w:name="_Toc20283"/>
+      <w:bookmarkStart w:id="28" w:name="_Toc6879"/>
       <w:r>
         <w:rPr>
           <w:rFonts w:ascii="黑体" w:hAnsi="黑体" w:eastAsia="黑体" w:cs="黑体"/>
@@ -11460,7 +11082,7 @@
           <w:sz w:val="28"/>
           <w:szCs w:val="28"/>
         </w:rPr>
-        <w:t>5.3 软件运行稳定性验证</w:t>
+        <w:t>5.3 稳定性</w:t>
       </w:r>
       <w:bookmarkEnd w:id="28"/>
     </w:p>
@@ -11536,7 +11158,7 @@
                 <w:sz w:val="20"/>
                 <w:szCs w:val="20"/>
               </w:rPr>
-              <w:t>稳定性指标</w:t>
+              <w:t>指标</w:t>
             </w:r>
           </w:p>
         </w:tc>
@@ -11674,7 +11296,7 @@
                 <w:sz w:val="20"/>
                 <w:szCs w:val="20"/>
               </w:rPr>
-              <w:t>完整试验流程(3600秒记录)</w:t>
+              <w:t>完整试验流程</w:t>
             </w:r>
           </w:p>
         </w:tc>
@@ -11971,7 +11593,7 @@
                 <w:sz w:val="20"/>
                 <w:szCs w:val="20"/>
               </w:rPr>
-              <w:t>800ms间隔，600数据点窗口</w:t>
+              <w:t>800ms，600数据点</w:t>
             </w:r>
           </w:p>
         </w:tc>
@@ -12043,7 +11665,7 @@
                 <w:sz w:val="20"/>
                 <w:szCs w:val="20"/>
               </w:rPr>
-              <w:t>数据库查询响应</w:t>
+              <w:t>数据库查询</w:t>
             </w:r>
           </w:p>
         </w:tc>
@@ -12070,7 +11692,7 @@
                 <w:sz w:val="20"/>
                 <w:szCs w:val="20"/>
               </w:rPr>
-              <w:t>单条联合主键查询</w:t>
+              <w:t>联合主键查询</w:t>
             </w:r>
           </w:p>
         </w:tc>
@@ -12098,105 +11720,6 @@
                 <w:szCs w:val="20"/>
               </w:rPr>
               <w:t>&lt;30ms</w:t>
-            </w:r>
-          </w:p>
-        </w:tc>
-      </w:tr>
-      <w:tr>
-        <w:tblPrEx>
-          <w:tblBorders>
-            <w:top w:val="single" w:color="auto" w:sz="4" w:space="0"/>
-            <w:left w:val="single" w:color="auto" w:sz="4" w:space="0"/>
-            <w:bottom w:val="single" w:color="auto" w:sz="4" w:space="0"/>
-            <w:right w:val="single" w:color="auto" w:sz="4" w:space="0"/>
-            <w:insideH w:val="single" w:color="auto" w:sz="4" w:space="0"/>
-            <w:insideV w:val="single" w:color="auto" w:sz="4" w:space="0"/>
-          </w:tblBorders>
-          <w:tblCellMar>
-            <w:top w:w="0" w:type="dxa"/>
-            <w:left w:w="10" w:type="dxa"/>
-            <w:bottom w:w="0" w:type="dxa"/>
-            <w:right w:w="10" w:type="dxa"/>
-          </w:tblCellMar>
-        </w:tblPrEx>
-        <w:tc>
-          <w:tcPr>
-            <w:tcW w:w="3000" w:type="dxa"/>
-            <w:tcBorders>
-              <w:top w:val="single" w:color="CCCCCC" w:sz="0" w:space="0"/>
-              <w:left w:val="single" w:color="CCCCCC" w:sz="0" w:space="0"/>
-              <w:bottom w:val="single" w:color="CCCCCC" w:sz="0" w:space="0"/>
-              <w:right w:val="single" w:color="CCCCCC" w:sz="0" w:space="0"/>
-            </w:tcBorders>
-            <w:tcMar>
-              <w:top w:w="60" w:type="dxa"/>
-              <w:left w:w="100" w:type="dxa"/>
-              <w:bottom w:w="60" w:type="dxa"/>
-              <w:right w:w="100" w:type="dxa"/>
-            </w:tcMar>
-          </w:tcPr>
-          <w:p>
-            <w:r>
-              <w:rPr>
-                <w:rFonts w:ascii="宋体" w:hAnsi="宋体" w:eastAsia="宋体" w:cs="宋体"/>
-                <w:sz w:val="20"/>
-                <w:szCs w:val="20"/>
-              </w:rPr>
-              <w:t>异常处理</w:t>
-            </w:r>
-          </w:p>
-        </w:tc>
-        <w:tc>
-          <w:tcPr>
-            <w:tcW w:w="5000" w:type="dxa"/>
-            <w:tcBorders>
-              <w:top w:val="single" w:color="CCCCCC" w:sz="0" w:space="0"/>
-              <w:left w:val="single" w:color="CCCCCC" w:sz="0" w:space="0"/>
-              <w:bottom w:val="single" w:color="CCCCCC" w:sz="0" w:space="0"/>
-              <w:right w:val="single" w:color="CCCCCC" w:sz="0" w:space="0"/>
-            </w:tcBorders>
-            <w:tcMar>
-              <w:top w:w="60" w:type="dxa"/>
-              <w:left w:w="100" w:type="dxa"/>
-              <w:bottom w:w="60" w:type="dxa"/>
-              <w:right w:w="100" w:type="dxa"/>
-            </w:tcMar>
-          </w:tcPr>
-          <w:p>
-            <w:r>
-              <w:rPr>
-                <w:rFonts w:ascii="宋体" w:hAnsi="宋体" w:eastAsia="宋体" w:cs="宋体"/>
-                <w:sz w:val="20"/>
-                <w:szCs w:val="20"/>
-              </w:rPr>
-              <w:t>非法输入、文件不存在、密码错误</w:t>
-            </w:r>
-          </w:p>
-        </w:tc>
-        <w:tc>
-          <w:tcPr>
-            <w:tcW w:w="2906" w:type="dxa"/>
-            <w:tcBorders>
-              <w:top w:val="single" w:color="CCCCCC" w:sz="0" w:space="0"/>
-              <w:left w:val="single" w:color="CCCCCC" w:sz="0" w:space="0"/>
-              <w:bottom w:val="single" w:color="CCCCCC" w:sz="0" w:space="0"/>
-              <w:right w:val="single" w:color="CCCCCC" w:sz="0" w:space="0"/>
-            </w:tcBorders>
-            <w:tcMar>
-              <w:top w:w="60" w:type="dxa"/>
-              <w:left w:w="100" w:type="dxa"/>
-              <w:bottom w:w="60" w:type="dxa"/>
-              <w:right w:w="100" w:type="dxa"/>
-            </w:tcMar>
-          </w:tcPr>
-          <w:p>
-            <w:r>
-              <w:rPr>
-                <w:rFonts w:ascii="宋体" w:hAnsi="宋体" w:eastAsia="宋体" w:cs="宋体"/>
-                <w:sz w:val="20"/>
-                <w:szCs w:val="20"/>
-              </w:rPr>
-              <w:t>全部优雅降级，无崩溃</w:t>
             </w:r>
           </w:p>
         </w:tc>
@@ -12207,7 +11730,7 @@
         <w:pStyle w:val="3"/>
         <w:spacing w:before="240" w:after="180"/>
       </w:pPr>
-      <w:bookmarkStart w:id="29" w:name="_Toc947"/>
+      <w:bookmarkStart w:id="29" w:name="_Toc13848"/>
       <w:r>
         <w:rPr>
           <w:rFonts w:ascii="黑体" w:hAnsi="黑体" w:eastAsia="黑体" w:cs="黑体"/>
@@ -12216,7 +11739,7 @@
           <w:sz w:val="28"/>
           <w:szCs w:val="28"/>
         </w:rPr>
-        <w:t>5.4 代码覆盖率验证</w:t>
+        <w:t>5.4 覆盖率</w:t>
       </w:r>
       <w:bookmarkEnd w:id="29"/>
     </w:p>
@@ -13067,7 +12590,7 @@
                 <w:sz w:val="20"/>
                 <w:szCs w:val="20"/>
               </w:rPr>
-              <w:t>DAO层</w:t>
+              <w:t>工具类</w:t>
             </w:r>
           </w:p>
         </w:tc>
@@ -13094,7 +12617,7 @@
                 <w:sz w:val="20"/>
                 <w:szCs w:val="20"/>
               </w:rPr>
-              <w:t>OperatorDaoImpl</w:t>
+              <w:t>NumUtil</w:t>
             </w:r>
           </w:p>
         </w:tc>
@@ -13148,7 +12671,7 @@
                 <w:sz w:val="20"/>
                 <w:szCs w:val="20"/>
               </w:rPr>
-              <w:t>✅</w:t>
+              <w:t>✅≥90%</w:t>
             </w:r>
           </w:p>
         </w:tc>
@@ -13193,7 +12716,7 @@
                 <w:sz w:val="20"/>
                 <w:szCs w:val="20"/>
               </w:rPr>
-              <w:t>工具类</w:t>
+              <w:t>项目综合</w:t>
             </w:r>
           </w:p>
         </w:tc>
@@ -13220,259 +12743,7 @@
                 <w:sz w:val="20"/>
                 <w:szCs w:val="20"/>
               </w:rPr>
-              <w:t>NumUtil</w:t>
-            </w:r>
-          </w:p>
-        </w:tc>
-        <w:tc>
-          <w:tcPr>
-            <w:tcW w:w="2500" w:type="dxa"/>
-            <w:tcBorders>
-              <w:top w:val="single" w:color="CCCCCC" w:sz="0" w:space="0"/>
-              <w:left w:val="single" w:color="CCCCCC" w:sz="0" w:space="0"/>
-              <w:bottom w:val="single" w:color="CCCCCC" w:sz="0" w:space="0"/>
-              <w:right w:val="single" w:color="CCCCCC" w:sz="0" w:space="0"/>
-            </w:tcBorders>
-            <w:tcMar>
-              <w:top w:w="60" w:type="dxa"/>
-              <w:left w:w="100" w:type="dxa"/>
-              <w:bottom w:w="60" w:type="dxa"/>
-              <w:right w:w="100" w:type="dxa"/>
-            </w:tcMar>
-          </w:tcPr>
-          <w:p>
-            <w:r>
-              <w:rPr>
-                <w:rFonts w:ascii="宋体" w:hAnsi="宋体" w:eastAsia="宋体" w:cs="宋体"/>
-                <w:sz w:val="20"/>
-                <w:szCs w:val="20"/>
-              </w:rPr>
-              <w:t>95%</w:t>
-            </w:r>
-          </w:p>
-        </w:tc>
-        <w:tc>
-          <w:tcPr>
-            <w:tcW w:w="3406" w:type="dxa"/>
-            <w:tcBorders>
-              <w:top w:val="single" w:color="CCCCCC" w:sz="0" w:space="0"/>
-              <w:left w:val="single" w:color="CCCCCC" w:sz="0" w:space="0"/>
-              <w:bottom w:val="single" w:color="CCCCCC" w:sz="0" w:space="0"/>
-              <w:right w:val="single" w:color="CCCCCC" w:sz="0" w:space="0"/>
-            </w:tcBorders>
-            <w:tcMar>
-              <w:top w:w="60" w:type="dxa"/>
-              <w:left w:w="100" w:type="dxa"/>
-              <w:bottom w:w="60" w:type="dxa"/>
-              <w:right w:w="100" w:type="dxa"/>
-            </w:tcMar>
-          </w:tcPr>
-          <w:p>
-            <w:r>
-              <w:rPr>
-                <w:rFonts w:ascii="宋体" w:hAnsi="宋体" w:eastAsia="宋体" w:cs="宋体"/>
-                <w:sz w:val="20"/>
-                <w:szCs w:val="20"/>
-              </w:rPr>
-              <w:t>✅≥90%</w:t>
-            </w:r>
-          </w:p>
-        </w:tc>
-      </w:tr>
-      <w:tr>
-        <w:tblPrEx>
-          <w:tblBorders>
-            <w:top w:val="single" w:color="auto" w:sz="4" w:space="0"/>
-            <w:left w:val="single" w:color="auto" w:sz="4" w:space="0"/>
-            <w:bottom w:val="single" w:color="auto" w:sz="4" w:space="0"/>
-            <w:right w:val="single" w:color="auto" w:sz="4" w:space="0"/>
-            <w:insideH w:val="single" w:color="auto" w:sz="4" w:space="0"/>
-            <w:insideV w:val="single" w:color="auto" w:sz="4" w:space="0"/>
-          </w:tblBorders>
-          <w:tblCellMar>
-            <w:top w:w="0" w:type="dxa"/>
-            <w:left w:w="10" w:type="dxa"/>
-            <w:bottom w:w="0" w:type="dxa"/>
-            <w:right w:w="10" w:type="dxa"/>
-          </w:tblCellMar>
-        </w:tblPrEx>
-        <w:tc>
-          <w:tcPr>
-            <w:tcW w:w="2000" w:type="dxa"/>
-            <w:tcBorders>
-              <w:top w:val="single" w:color="CCCCCC" w:sz="0" w:space="0"/>
-              <w:left w:val="single" w:color="CCCCCC" w:sz="0" w:space="0"/>
-              <w:bottom w:val="single" w:color="CCCCCC" w:sz="0" w:space="0"/>
-              <w:right w:val="single" w:color="CCCCCC" w:sz="0" w:space="0"/>
-            </w:tcBorders>
-            <w:tcMar>
-              <w:top w:w="60" w:type="dxa"/>
-              <w:left w:w="100" w:type="dxa"/>
-              <w:bottom w:w="60" w:type="dxa"/>
-              <w:right w:w="100" w:type="dxa"/>
-            </w:tcMar>
-          </w:tcPr>
-          <w:p>
-            <w:r>
-              <w:rPr>
-                <w:rFonts w:ascii="宋体" w:hAnsi="宋体" w:eastAsia="宋体" w:cs="宋体"/>
-                <w:sz w:val="20"/>
-                <w:szCs w:val="20"/>
-              </w:rPr>
-              <w:t>工具类</w:t>
-            </w:r>
-          </w:p>
-        </w:tc>
-        <w:tc>
-          <w:tcPr>
-            <w:tcW w:w="3000" w:type="dxa"/>
-            <w:tcBorders>
-              <w:top w:val="single" w:color="CCCCCC" w:sz="0" w:space="0"/>
-              <w:left w:val="single" w:color="CCCCCC" w:sz="0" w:space="0"/>
-              <w:bottom w:val="single" w:color="CCCCCC" w:sz="0" w:space="0"/>
-              <w:right w:val="single" w:color="CCCCCC" w:sz="0" w:space="0"/>
-            </w:tcBorders>
-            <w:tcMar>
-              <w:top w:w="60" w:type="dxa"/>
-              <w:left w:w="100" w:type="dxa"/>
-              <w:bottom w:w="60" w:type="dxa"/>
-              <w:right w:w="100" w:type="dxa"/>
-            </w:tcMar>
-          </w:tcPr>
-          <w:p>
-            <w:r>
-              <w:rPr>
-                <w:rFonts w:ascii="宋体" w:hAnsi="宋体" w:eastAsia="宋体" w:cs="宋体"/>
-                <w:sz w:val="20"/>
-                <w:szCs w:val="20"/>
-              </w:rPr>
-              <w:t>DateUtil</w:t>
-            </w:r>
-          </w:p>
-        </w:tc>
-        <w:tc>
-          <w:tcPr>
-            <w:tcW w:w="2500" w:type="dxa"/>
-            <w:tcBorders>
-              <w:top w:val="single" w:color="CCCCCC" w:sz="0" w:space="0"/>
-              <w:left w:val="single" w:color="CCCCCC" w:sz="0" w:space="0"/>
-              <w:bottom w:val="single" w:color="CCCCCC" w:sz="0" w:space="0"/>
-              <w:right w:val="single" w:color="CCCCCC" w:sz="0" w:space="0"/>
-            </w:tcBorders>
-            <w:tcMar>
-              <w:top w:w="60" w:type="dxa"/>
-              <w:left w:w="100" w:type="dxa"/>
-              <w:bottom w:w="60" w:type="dxa"/>
-              <w:right w:w="100" w:type="dxa"/>
-            </w:tcMar>
-          </w:tcPr>
-          <w:p>
-            <w:r>
-              <w:rPr>
-                <w:rFonts w:ascii="宋体" w:hAnsi="宋体" w:eastAsia="宋体" w:cs="宋体"/>
-                <w:sz w:val="20"/>
-                <w:szCs w:val="20"/>
-              </w:rPr>
-              <w:t>95%</w:t>
-            </w:r>
-          </w:p>
-        </w:tc>
-        <w:tc>
-          <w:tcPr>
-            <w:tcW w:w="3406" w:type="dxa"/>
-            <w:tcBorders>
-              <w:top w:val="single" w:color="CCCCCC" w:sz="0" w:space="0"/>
-              <w:left w:val="single" w:color="CCCCCC" w:sz="0" w:space="0"/>
-              <w:bottom w:val="single" w:color="CCCCCC" w:sz="0" w:space="0"/>
-              <w:right w:val="single" w:color="CCCCCC" w:sz="0" w:space="0"/>
-            </w:tcBorders>
-            <w:tcMar>
-              <w:top w:w="60" w:type="dxa"/>
-              <w:left w:w="100" w:type="dxa"/>
-              <w:bottom w:w="60" w:type="dxa"/>
-              <w:right w:w="100" w:type="dxa"/>
-            </w:tcMar>
-          </w:tcPr>
-          <w:p>
-            <w:r>
-              <w:rPr>
-                <w:rFonts w:ascii="宋体" w:hAnsi="宋体" w:eastAsia="宋体" w:cs="宋体"/>
-                <w:sz w:val="20"/>
-                <w:szCs w:val="20"/>
-              </w:rPr>
-              <w:t>✅</w:t>
-            </w:r>
-          </w:p>
-        </w:tc>
-      </w:tr>
-      <w:tr>
-        <w:tblPrEx>
-          <w:tblBorders>
-            <w:top w:val="single" w:color="auto" w:sz="4" w:space="0"/>
-            <w:left w:val="single" w:color="auto" w:sz="4" w:space="0"/>
-            <w:bottom w:val="single" w:color="auto" w:sz="4" w:space="0"/>
-            <w:right w:val="single" w:color="auto" w:sz="4" w:space="0"/>
-            <w:insideH w:val="single" w:color="auto" w:sz="4" w:space="0"/>
-            <w:insideV w:val="single" w:color="auto" w:sz="4" w:space="0"/>
-          </w:tblBorders>
-          <w:tblCellMar>
-            <w:top w:w="0" w:type="dxa"/>
-            <w:left w:w="10" w:type="dxa"/>
-            <w:bottom w:w="0" w:type="dxa"/>
-            <w:right w:w="10" w:type="dxa"/>
-          </w:tblCellMar>
-        </w:tblPrEx>
-        <w:tc>
-          <w:tcPr>
-            <w:tcW w:w="2000" w:type="dxa"/>
-            <w:tcBorders>
-              <w:top w:val="single" w:color="CCCCCC" w:sz="0" w:space="0"/>
-              <w:left w:val="single" w:color="CCCCCC" w:sz="0" w:space="0"/>
-              <w:bottom w:val="single" w:color="CCCCCC" w:sz="0" w:space="0"/>
-              <w:right w:val="single" w:color="CCCCCC" w:sz="0" w:space="0"/>
-            </w:tcBorders>
-            <w:tcMar>
-              <w:top w:w="60" w:type="dxa"/>
-              <w:left w:w="100" w:type="dxa"/>
-              <w:bottom w:w="60" w:type="dxa"/>
-              <w:right w:w="100" w:type="dxa"/>
-            </w:tcMar>
-          </w:tcPr>
-          <w:p>
-            <w:r>
-              <w:rPr>
-                <w:rFonts w:ascii="宋体" w:hAnsi="宋体" w:eastAsia="宋体" w:cs="宋体"/>
-                <w:sz w:val="20"/>
-                <w:szCs w:val="20"/>
-              </w:rPr>
-              <w:t>项目综合</w:t>
-            </w:r>
-          </w:p>
-        </w:tc>
-        <w:tc>
-          <w:tcPr>
-            <w:tcW w:w="3000" w:type="dxa"/>
-            <w:tcBorders>
-              <w:top w:val="single" w:color="CCCCCC" w:sz="0" w:space="0"/>
-              <w:left w:val="single" w:color="CCCCCC" w:sz="0" w:space="0"/>
-              <w:bottom w:val="single" w:color="CCCCCC" w:sz="0" w:space="0"/>
-              <w:right w:val="single" w:color="CCCCCC" w:sz="0" w:space="0"/>
-            </w:tcBorders>
-            <w:tcMar>
-              <w:top w:w="60" w:type="dxa"/>
-              <w:left w:w="100" w:type="dxa"/>
-              <w:bottom w:w="60" w:type="dxa"/>
-              <w:right w:w="100" w:type="dxa"/>
-            </w:tcMar>
-          </w:tcPr>
-          <w:p>
-            <w:r>
-              <w:rPr>
-                <w:rFonts w:ascii="宋体" w:hAnsi="宋体" w:eastAsia="宋体" w:cs="宋体"/>
-                <w:sz w:val="20"/>
-                <w:szCs w:val="20"/>
-              </w:rPr>
-              <w:t>全部核心业务代码</w:t>
+              <w:t>全部核心业务</w:t>
             </w:r>
           </w:p>
         </w:tc>
@@ -13537,7 +12808,7 @@
         <w:pStyle w:val="3"/>
         <w:spacing w:before="240" w:after="180"/>
       </w:pPr>
-      <w:bookmarkStart w:id="30" w:name="_Toc6920"/>
+      <w:bookmarkStart w:id="30" w:name="_Toc18417"/>
       <w:r>
         <w:rPr>
           <w:rFonts w:ascii="黑体" w:hAnsi="黑体" w:eastAsia="黑体" w:cs="黑体"/>
@@ -13546,7 +12817,7 @@
           <w:sz w:val="28"/>
           <w:szCs w:val="28"/>
         </w:rPr>
-        <w:t>5.5 技术方案落地效果总结</w:t>
+        <w:t>5.5 落地效果总结</w:t>
       </w:r>
       <w:bookmarkEnd w:id="30"/>
     </w:p>
@@ -13560,7 +12831,7 @@
           <w:sz w:val="24"/>
           <w:szCs w:val="24"/>
         </w:rPr>
-        <w:t>本项目技术方案从问题分析、方案设计到工程落地形成了完整的闭环。通过5人模块化协作、Git分目录隔离、AI全流程辅助、JUnit+JaCoCo自动化质量门禁，在7天内完成了16,000+行Java代码的开发和140+测试用例的编写，核心业务代码覆盖率达到82%以上。技术方案的有效性已通过单元测试、功能测试、性能测试和覆盖率验证四个维度得到充分验证。</w:t>
+        <w:t>技术方案从问题分析、方案设计到工程落地形成完整闭环。5人模块化协作、Git分目录隔离、AI全流程辅助、JUnit+JaCoCo自动化质量门禁，7天完成16,000+行Java代码和140+测试用例，核心业务覆盖率82%+。通过单元测试、功能测试、性能测试和覆盖率验证四个维度充分验证。</w:t>
       </w:r>
     </w:p>
     <w:sectPr>
@@ -13698,7 +12969,7 @@
     <w:lsdException w:unhideWhenUsed="0" w:uiPriority="0" w:semiHidden="0" w:name="toc 8"/>
     <w:lsdException w:unhideWhenUsed="0" w:uiPriority="0" w:semiHidden="0" w:name="toc 9"/>
     <w:lsdException w:unhideWhenUsed="0" w:uiPriority="0" w:semiHidden="0" w:name="Normal Indent"/>
-    <w:lsdException w:uiPriority="99" w:name="footnote text"/>
+    <w:lsdException w:qFormat="1" w:uiPriority="99" w:name="footnote text"/>
     <w:lsdException w:unhideWhenUsed="0" w:uiPriority="0" w:semiHidden="0" w:name="annotation text"/>
     <w:lsdException w:unhideWhenUsed="0" w:uiPriority="0" w:semiHidden="0" w:name="header"/>
     <w:lsdException w:unhideWhenUsed="0" w:uiPriority="0" w:semiHidden="0" w:name="footer"/>
@@ -13734,7 +13005,7 @@
     <w:lsdException w:qFormat="1" w:unhideWhenUsed="0" w:uiPriority="0" w:semiHidden="0" w:name="Title"/>
     <w:lsdException w:unhideWhenUsed="0" w:uiPriority="0" w:semiHidden="0" w:name="Closing"/>
     <w:lsdException w:unhideWhenUsed="0" w:uiPriority="0" w:semiHidden="0" w:name="Signature"/>
-    <w:lsdException w:unhideWhenUsed="0" w:uiPriority="0" w:name="Default Paragraph Font"/>
+    <w:lsdException w:qFormat="1" w:unhideWhenUsed="0" w:uiPriority="0" w:name="Default Paragraph Font"/>
     <w:lsdException w:unhideWhenUsed="0" w:uiPriority="0" w:semiHidden="0" w:name="Body Text"/>
     <w:lsdException w:unhideWhenUsed="0" w:uiPriority="0" w:semiHidden="0" w:name="Body Text Indent"/>
     <w:lsdException w:unhideWhenUsed="0" w:uiPriority="0" w:semiHidden="0" w:name="List Continue"/>
@@ -13754,7 +13025,7 @@
     <w:lsdException w:unhideWhenUsed="0" w:uiPriority="0" w:semiHidden="0" w:name="Body Text Indent 2"/>
     <w:lsdException w:unhideWhenUsed="0" w:uiPriority="0" w:semiHidden="0" w:name="Body Text Indent 3"/>
     <w:lsdException w:unhideWhenUsed="0" w:uiPriority="0" w:semiHidden="0" w:name="Block Text"/>
-    <w:lsdException w:qFormat="1" w:uiPriority="99" w:semiHidden="0" w:name="Hyperlink"/>
+    <w:lsdException w:uiPriority="99" w:semiHidden="0" w:name="Hyperlink"/>
     <w:lsdException w:unhideWhenUsed="0" w:uiPriority="0" w:semiHidden="0" w:name="FollowedHyperlink"/>
     <w:lsdException w:qFormat="1" w:unhideWhenUsed="0" w:uiPriority="0" w:semiHidden="0" w:name="Strong"/>
     <w:lsdException w:qFormat="1" w:unhideWhenUsed="0" w:uiPriority="0" w:semiHidden="0" w:name="Emphasis"/>
@@ -13772,7 +13043,7 @@
     <w:lsdException w:unhideWhenUsed="0" w:uiPriority="0" w:semiHidden="0" w:name="HTML Sample"/>
     <w:lsdException w:unhideWhenUsed="0" w:uiPriority="0" w:semiHidden="0" w:name="HTML Typewriter"/>
     <w:lsdException w:unhideWhenUsed="0" w:uiPriority="0" w:semiHidden="0" w:name="HTML Variable"/>
-    <w:lsdException w:qFormat="1" w:unhideWhenUsed="0" w:uiPriority="0" w:name="Normal Table"/>
+    <w:lsdException w:unhideWhenUsed="0" w:uiPriority="0" w:name="Normal Table"/>
     <w:lsdException w:unhideWhenUsed="0" w:uiPriority="0" w:semiHidden="0" w:name="annotation subject"/>
     <w:lsdException w:unhideWhenUsed="0" w:uiPriority="0" w:semiHidden="0" w:name="Table Simple 1"/>
     <w:lsdException w:unhideWhenUsed="0" w:uiPriority="0" w:semiHidden="0" w:name="Table Simple 2"/>
@@ -14025,12 +13296,12 @@
   <w:style w:type="character" w:default="1" w:styleId="15">
     <w:name w:val="Default Paragraph Font"/>
     <w:semiHidden/>
+    <w:qFormat/>
     <w:uiPriority w:val="0"/>
   </w:style>
   <w:style w:type="table" w:default="1" w:styleId="14">
     <w:name w:val="Normal Table"/>
     <w:semiHidden/>
-    <w:qFormat/>
     <w:uiPriority w:val="0"/>
     <w:tblPr>
       <w:tblCellMar>
@@ -14077,6 +13348,7 @@
     <w:link w:val="20"/>
     <w:semiHidden/>
     <w:unhideWhenUsed/>
+    <w:qFormat/>
     <w:uiPriority w:val="99"/>
     <w:pPr>
       <w:spacing w:after="0" w:line="240" w:lineRule="auto"/>
@@ -14119,7 +13391,6 @@
   <w:style w:type="character" w:styleId="17">
     <w:name w:val="Hyperlink"/>
     <w:unhideWhenUsed/>
-    <w:qFormat/>
     <w:uiPriority w:val="99"/>
     <w:rPr>
       <w:color w:val="0563C1"/>
@@ -14162,6 +13433,7 @@
     <w:link w:val="9"/>
     <w:semiHidden/>
     <w:unhideWhenUsed/>
+    <w:qFormat/>
     <w:uiPriority w:val="99"/>
     <w:rPr>
       <w:sz w:val="20"/>
